--- a/index.html.docx
+++ b/index.html.docx
@@ -58,19 +58,13 @@
     </w:p>
     <w:p>
       <w:r>
-        <w:t xml:space="preserve">    &lt;link rel="stylesheet" href="https://cdnjs.cloudflare.com/ajax/libs/font-awesome/6.5.1/css/all.min.css"&gt;</w:t>
-      </w:r>
-      <w:r/>
-    </w:p>
-    <w:p>
-      <w:r>
         <w:t xml:space="preserve">    &lt;style&gt;</w:t>
       </w:r>
       <w:r/>
     </w:p>
     <w:p>
       <w:r>
-        <w:t xml:space="preserve">/* 1. ГЛОБАЛЬНАЯ ЭСТЕТИКА (Influencer / Canva Style) */</w:t>
+        <w:t xml:space="preserve">/* 1. ГЛОБАЛЬНАЯ ЭСТЕТИКА (Influencer / Canary Style) */</w:t>
       </w:r>
       <w:r/>
     </w:p>
@@ -154,12 +148,6 @@
     </w:p>
     <w:p>
       <w:r>
-        <w:t xml:space="preserve">/* Контейнеры слайдов */</w:t>
-      </w:r>
-      <w:r/>
-    </w:p>
-    <w:p>
-      <w:r>
         <w:t xml:space="preserve">.slide-container {</w:t>
       </w:r>
       <w:r/>
@@ -236,12 +224,6 @@
     </w:p>
     <w:p>
       <w:r>
-        <w:t xml:space="preserve">/* Декоративный фон */</w:t>
-      </w:r>
-      <w:r/>
-    </w:p>
-    <w:p>
-      <w:r>
         <w:t xml:space="preserve">.slide-container::before {</w:t>
       </w:r>
       <w:r/>
@@ -544,12 +526,142 @@
     </w:p>
     <w:p>
       <w:r>
-        <w:t xml:space="preserve">/* 3. ЛЕЙАУТЫ */</w:t>
-      </w:r>
-      <w:r/>
-    </w:p>
-    <w:p>
-      <w:r/>
+        <w:t xml:space="preserve">/* ЭСТЕТИЧНЫЕ КНОПКИ ЗАКАЗА */</w:t>
+      </w:r>
+      <w:r/>
+    </w:p>
+    <w:p>
+      <w:r>
+        <w:t xml:space="preserve">.order-btn {</w:t>
+      </w:r>
+      <w:r/>
+    </w:p>
+    <w:p>
+      <w:r>
+        <w:t xml:space="preserve">  display: inline-block;</w:t>
+      </w:r>
+      <w:r/>
+    </w:p>
+    <w:p>
+      <w:r>
+        <w:t xml:space="preserve">  background-color: #3d3d3d;</w:t>
+      </w:r>
+      <w:r/>
+    </w:p>
+    <w:p>
+      <w:r>
+        <w:t xml:space="preserve">  color: #f6f3ee !important;</w:t>
+      </w:r>
+      <w:r/>
+    </w:p>
+    <w:p>
+      <w:r>
+        <w:t xml:space="preserve">  text-decoration: none;</w:t>
+      </w:r>
+      <w:r/>
+    </w:p>
+    <w:p>
+      <w:r>
+        <w:t xml:space="preserve">  font-family: 'Manrope', sans-serif;</w:t>
+      </w:r>
+      <w:r/>
+    </w:p>
+    <w:p>
+      <w:r>
+        <w:t xml:space="preserve">  font-size: 15px;</w:t>
+      </w:r>
+      <w:r/>
+    </w:p>
+    <w:p>
+      <w:r>
+        <w:t xml:space="preserve">  font-weight: 600;</w:t>
+      </w:r>
+      <w:r/>
+    </w:p>
+    <w:p>
+      <w:r>
+        <w:t xml:space="preserve">  text-transform: uppercase;</w:t>
+      </w:r>
+      <w:r/>
+    </w:p>
+    <w:p>
+      <w:r>
+        <w:t xml:space="preserve">  letter-spacing: 1px;</w:t>
+      </w:r>
+      <w:r/>
+    </w:p>
+    <w:p>
+      <w:r>
+        <w:t xml:space="preserve">  padding: 12px 28px;</w:t>
+      </w:r>
+      <w:r/>
+    </w:p>
+    <w:p>
+      <w:r>
+        <w:t xml:space="preserve">  border-radius: 50px;</w:t>
+      </w:r>
+      <w:r/>
+    </w:p>
+    <w:p>
+      <w:r>
+        <w:t xml:space="preserve">  margin-top: 15px;</w:t>
+      </w:r>
+      <w:r/>
+    </w:p>
+    <w:p>
+      <w:r>
+        <w:t xml:space="preserve">  transition: all 0.3s ease;</w:t>
+      </w:r>
+      <w:r/>
+    </w:p>
+    <w:p>
+      <w:r>
+        <w:t xml:space="preserve">  border: 1px solid #3d3d3d;</w:t>
+      </w:r>
+      <w:r/>
+    </w:p>
+    <w:p>
+      <w:r>
+        <w:t xml:space="preserve">}</w:t>
+      </w:r>
+      <w:r/>
+    </w:p>
+    <w:p>
+      <w:r/>
+      <w:r/>
+    </w:p>
+    <w:p>
+      <w:r>
+        <w:t xml:space="preserve">.order-btn:hover {</w:t>
+      </w:r>
+      <w:r/>
+    </w:p>
+    <w:p>
+      <w:r>
+        <w:t xml:space="preserve">  background-color: transparent;</w:t>
+      </w:r>
+      <w:r/>
+    </w:p>
+    <w:p>
+      <w:r>
+        <w:t xml:space="preserve">  color: #3d3d3d !important;</w:t>
+      </w:r>
+      <w:r/>
+    </w:p>
+    <w:p>
+      <w:r>
+        <w:t xml:space="preserve">}</w:t>
+      </w:r>
+      <w:r/>
+    </w:p>
+    <w:p>
+      <w:r/>
+      <w:r/>
+    </w:p>
+    <w:p>
+      <w:r>
+        <w:t xml:space="preserve">/* ЛЕЙАУТЫ */</w:t>
+      </w:r>
       <w:r/>
     </w:p>
     <w:p>
@@ -600,12 +712,6 @@
     </w:p>
     <w:p>
       <w:r>
-        <w:t xml:space="preserve">/* Главный слайд с логотипом */</w:t>
-      </w:r>
-      <w:r/>
-    </w:p>
-    <w:p>
-      <w:r>
         <w:t xml:space="preserve">.main-title-layout {</w:t>
       </w:r>
       <w:r/>
@@ -766,12 +872,6 @@
     </w:p>
     <w:p>
       <w:r>
-        <w:t xml:space="preserve">/* Переходный слайд (Sage) */</w:t>
-      </w:r>
-      <w:r/>
-    </w:p>
-    <w:p>
-      <w:r>
         <w:t xml:space="preserve">.section-sage-layout {</w:t>
       </w:r>
       <w:r/>
@@ -852,12 +952,6 @@
     </w:p>
     <w:p>
       <w:r>
-        <w:t xml:space="preserve">/* Двухколоночный текст */</w:t>
-      </w:r>
-      <w:r/>
-    </w:p>
-    <w:p>
-      <w:r>
         <w:t xml:space="preserve">.split-layout {</w:t>
       </w:r>
       <w:r/>
@@ -932,12 +1026,6 @@
     </w:p>
     <w:p>
       <w:r>
-        <w:t xml:space="preserve">/* Плитки услуг */</w:t>
-      </w:r>
-      <w:r/>
-    </w:p>
-    <w:p>
-      <w:r>
         <w:t xml:space="preserve">.services-grid {</w:t>
       </w:r>
       <w:r/>
@@ -1002,7 +1090,7 @@
     </w:p>
     <w:p>
       <w:r>
-        <w:t xml:space="preserve">  padding: 40px;</w:t>
+        <w:t xml:space="preserve">  padding: 30px;</w:t>
       </w:r>
       <w:r/>
     </w:p>
@@ -1014,6 +1102,30 @@
     </w:p>
     <w:p>
       <w:r>
+        <w:t xml:space="preserve">  display: flex;</w:t>
+      </w:r>
+      <w:r/>
+    </w:p>
+    <w:p>
+      <w:r>
+        <w:t xml:space="preserve">  flex-direction: column;</w:t>
+      </w:r>
+      <w:r/>
+    </w:p>
+    <w:p>
+      <w:r>
+        <w:t xml:space="preserve">  justify-content: space-between;</w:t>
+      </w:r>
+      <w:r/>
+    </w:p>
+    <w:p>
+      <w:r>
+        <w:t xml:space="preserve">  align-items: center;</w:t>
+      </w:r>
+      <w:r/>
+    </w:p>
+    <w:p>
+      <w:r>
         <w:t xml:space="preserve">}</w:t>
       </w:r>
       <w:r/>
@@ -1024,18 +1136,12 @@
     </w:p>
     <w:p>
       <w:r>
-        <w:t xml:space="preserve">.service-tile h4 { font-size: 26px; margin-bottom: 15px; }</w:t>
-      </w:r>
-      <w:r/>
-    </w:p>
-    <w:p>
-      <w:r/>
-      <w:r/>
-    </w:p>
-    <w:p>
-      <w:r>
-        <w:t xml:space="preserve">/* Таблица цен */</w:t>
-      </w:r>
+        <w:t xml:space="preserve">.service-tile h4 { font-size: 24px; margin-bottom: 10px; }</w:t>
+      </w:r>
+      <w:r/>
+    </w:p>
+    <w:p>
+      <w:r/>
       <w:r/>
     </w:p>
     <w:p>
@@ -1188,12 +1294,6 @@
     </w:p>
     <w:p>
       <w:r>
-        <w:t xml:space="preserve">/* Акцентная полоса внизу */</w:t>
-      </w:r>
-      <w:r/>
-    </w:p>
-    <w:p>
-      <w:r>
         <w:t xml:space="preserve">.palette-bar {</w:t>
       </w:r>
       <w:r/>
@@ -1562,19 +1662,49 @@
     </w:p>
     <w:p>
       <w:r>
-        <w:t xml:space="preserve">                &lt;h4&gt;Прогноз дня&lt;/h4&gt;</w:t>
-      </w:r>
-      <w:r/>
-    </w:p>
-    <w:p>
-      <w:r>
-        <w:t xml:space="preserve">                &lt;p style="font-size: 16px; margin-bottom: 15px;"&gt;Прогноз на определенный день для вас под дату и событие&lt;/p&gt;</w:t>
-      </w:r>
-      <w:r/>
-    </w:p>
-    <w:p>
-      <w:r>
-        <w:t xml:space="preserve">                &lt;div class="price-tag"&gt;1 000 ₽&lt;/div&gt;</w:t>
+        <w:t xml:space="preserve">                &lt;div&gt;</w:t>
+      </w:r>
+      <w:r/>
+    </w:p>
+    <w:p>
+      <w:r>
+        <w:t xml:space="preserve">                    &lt;h4&gt;Прогноз дня&lt;/h4&gt;</w:t>
+      </w:r>
+      <w:r/>
+    </w:p>
+    <w:p>
+      <w:r>
+        <w:t xml:space="preserve">                    &lt;p style="font-size: 16px; margin-bottom: 15px;"&gt;Прогноз под дату и событие&lt;/p&gt;</w:t>
+      </w:r>
+      <w:r/>
+    </w:p>
+    <w:p>
+      <w:r>
+        <w:t xml:space="preserve">                &lt;/div&gt;</w:t>
+      </w:r>
+      <w:r/>
+    </w:p>
+    <w:p>
+      <w:r>
+        <w:t xml:space="preserve">                &lt;div&gt;</w:t>
+      </w:r>
+      <w:r/>
+    </w:p>
+    <w:p>
+      <w:r>
+        <w:t xml:space="preserve">                    &lt;div class="price-tag"&gt;1 000 ₽&lt;/div&gt;</w:t>
+      </w:r>
+      <w:r/>
+    </w:p>
+    <w:p>
+      <w:r>
+        <w:t xml:space="preserve">                    &lt;a href="https://t.me/sun_canary?text=Здравствуйте!%20Хочу%20заказать%20услугу:%20Прогноз%20дня" target="_blank" class="order-btn"&gt;Заказать&lt;/a&gt;</w:t>
+      </w:r>
+      <w:r/>
+    </w:p>
+    <w:p>
+      <w:r>
+        <w:t xml:space="preserve">                &lt;/div&gt;</w:t>
       </w:r>
       <w:r/>
     </w:p>
@@ -1592,19 +1722,49 @@
     </w:p>
     <w:p>
       <w:r>
-        <w:t xml:space="preserve">                &lt;h4&gt;Благоприятные даты&lt;/h4&gt;</w:t>
-      </w:r>
-      <w:r/>
-    </w:p>
-    <w:p>
-      <w:r>
-        <w:t xml:space="preserve">                &lt;p style="font-size: 16px; margin-bottom: 15px;"&gt;Подбор благоприятных дат для важного события&lt;/p&gt;</w:t>
-      </w:r>
-      <w:r/>
-    </w:p>
-    <w:p>
-      <w:r>
-        <w:t xml:space="preserve">                &lt;div class="price-tag"&gt;2 500 ₽&lt;/div&gt;</w:t>
+        <w:t xml:space="preserve">                &lt;div&gt;</w:t>
+      </w:r>
+      <w:r/>
+    </w:p>
+    <w:p>
+      <w:r>
+        <w:t xml:space="preserve">                    &lt;h4&gt;Благоприятные даты&lt;/h4&gt;</w:t>
+      </w:r>
+      <w:r/>
+    </w:p>
+    <w:p>
+      <w:r>
+        <w:t xml:space="preserve">                    &lt;p style="font-size: 16px; margin-bottom: 15px;"&gt;Подбор лучшего времени для события&lt;/p&gt;</w:t>
+      </w:r>
+      <w:r/>
+    </w:p>
+    <w:p>
+      <w:r>
+        <w:t xml:space="preserve">                &lt;/div&gt;</w:t>
+      </w:r>
+      <w:r/>
+    </w:p>
+    <w:p>
+      <w:r>
+        <w:t xml:space="preserve">                &lt;div&gt;</w:t>
+      </w:r>
+      <w:r/>
+    </w:p>
+    <w:p>
+      <w:r>
+        <w:t xml:space="preserve">                    &lt;div class="price-tag"&gt;2 500 ₽&lt;/div&gt;</w:t>
+      </w:r>
+      <w:r/>
+    </w:p>
+    <w:p>
+      <w:r>
+        <w:t xml:space="preserve">                    &lt;a href="https://t.me/sun_canary?text=Здравствуйте!%20Хочу%20заказать%20услугу:%20Подбор%20благоприятных%20дат" target="_blank" class="order-btn"&gt;Заказать&lt;/a&gt;</w:t>
+      </w:r>
+      <w:r/>
+    </w:p>
+    <w:p>
+      <w:r>
+        <w:t xml:space="preserve">                &lt;/div&gt;</w:t>
       </w:r>
       <w:r/>
     </w:p>
@@ -1622,19 +1782,49 @@
     </w:p>
     <w:p>
       <w:r>
-        <w:t xml:space="preserve">                &lt;h4&gt;Совместимость&lt;/h4&gt;</w:t>
-      </w:r>
-      <w:r/>
-    </w:p>
-    <w:p>
-      <w:r>
-        <w:t xml:space="preserve">                &lt;p style="font-size: 16px; margin-bottom: 15px;"&gt;Короткий разбор партнеров (30 - 60 минут)&lt;/p&gt;</w:t>
-      </w:r>
-      <w:r/>
-    </w:p>
-    <w:p>
-      <w:r>
-        <w:t xml:space="preserve">                &lt;div class="price-tag"&gt;2 500 ₽&lt;/div&gt;</w:t>
+        <w:t xml:space="preserve">                &lt;div&gt;</w:t>
+      </w:r>
+      <w:r/>
+    </w:p>
+    <w:p>
+      <w:r>
+        <w:t xml:space="preserve">                    &lt;h4&gt;Совместимость&lt;/h4&gt;</w:t>
+      </w:r>
+      <w:r/>
+    </w:p>
+    <w:p>
+      <w:r>
+        <w:t xml:space="preserve">                    &lt;p style="font-size: 16px; margin-bottom: 15px;"&gt;Короткий разбор партнеров (30-60 минут)&lt;/p&gt;</w:t>
+      </w:r>
+      <w:r/>
+    </w:p>
+    <w:p>
+      <w:r>
+        <w:t xml:space="preserve">                &lt;/div&gt;</w:t>
+      </w:r>
+      <w:r/>
+    </w:p>
+    <w:p>
+      <w:r>
+        <w:t xml:space="preserve">                &lt;div&gt;</w:t>
+      </w:r>
+      <w:r/>
+    </w:p>
+    <w:p>
+      <w:r>
+        <w:t xml:space="preserve">                    &lt;div class="price-tag"&gt;2 500 ₽&lt;/div&gt;</w:t>
+      </w:r>
+      <w:r/>
+    </w:p>
+    <w:p>
+      <w:r>
+        <w:t xml:space="preserve">                    &lt;a href="https://t.me/sun_canary?text=Здравствуйте!%20Хочу%20заказать%20услугу:%20Краткая%20совместимость" target="_blank" class="order-btn"&gt;Заказать&lt;/a&gt;</w:t>
+      </w:r>
+      <w:r/>
+    </w:p>
+    <w:p>
+      <w:r>
+        <w:t xml:space="preserve">                &lt;/div&gt;</w:t>
       </w:r>
       <w:r/>
     </w:p>
@@ -1652,19 +1842,49 @@
     </w:p>
     <w:p>
       <w:r>
-        <w:t xml:space="preserve">                &lt;h4&gt;Разбор матрицы&lt;/h4&gt;</w:t>
-      </w:r>
-      <w:r/>
-    </w:p>
-    <w:p>
-      <w:r>
-        <w:t xml:space="preserve">                &lt;p style="font-size: 16px; margin-bottom: 15px;"&gt;2 интересующих вопроса кратко (30 - 60 минут)&lt;/p&gt;</w:t>
-      </w:r>
-      <w:r/>
-    </w:p>
-    <w:p>
-      <w:r>
-        <w:t xml:space="preserve">                &lt;div class="price-tag"&gt;2 500 ₽&lt;/div&gt;</w:t>
+        <w:t xml:space="preserve">                &lt;div&gt;</w:t>
+      </w:r>
+      <w:r/>
+    </w:p>
+    <w:p>
+      <w:r>
+        <w:t xml:space="preserve">                    &lt;h4&gt;Разбор матрицы&lt;/h4&gt;</w:t>
+      </w:r>
+      <w:r/>
+    </w:p>
+    <w:p>
+      <w:r>
+        <w:t xml:space="preserve">                    &lt;p style="font-size: 16px; margin-bottom: 15px;"&gt;2 интересующих вопроса кратко (30-60 минут)&lt;/p&gt;</w:t>
+      </w:r>
+      <w:r/>
+    </w:p>
+    <w:p>
+      <w:r>
+        <w:t xml:space="preserve">                &lt;/div&gt;</w:t>
+      </w:r>
+      <w:r/>
+    </w:p>
+    <w:p>
+      <w:r>
+        <w:t xml:space="preserve">                &lt;div&gt;</w:t>
+      </w:r>
+      <w:r/>
+    </w:p>
+    <w:p>
+      <w:r>
+        <w:t xml:space="preserve">                    &lt;div class="price-tag"&gt;2 500 ₽&lt;/div&gt;</w:t>
+      </w:r>
+      <w:r/>
+    </w:p>
+    <w:p>
+      <w:r>
+        <w:t xml:space="preserve">                    &lt;a href="https://t.me/sun_canary?text=Здравствуйте!%20Хочу%20заказать%20услугу:%20Короткий%20разбор%20матрицы" target="_blank" class="order-btn"&gt;Заказать&lt;/a&gt;</w:t>
+      </w:r>
+      <w:r/>
+    </w:p>
+    <w:p>
+      <w:r>
+        <w:t xml:space="preserve">                &lt;/div&gt;</w:t>
       </w:r>
       <w:r/>
     </w:p>
@@ -1740,7 +1960,13 @@
     </w:p>
     <w:p>
       <w:r>
-        <w:t xml:space="preserve">            &lt;div class="price-tag" style="font-size: 42px;"&gt;5 000 ₽ &lt;span style="font-size: 20px; color: #888; font-family: 'Manrope'; font-weight: 200;"&gt;/ 7 500 ₽ (с прогнозом)&lt;/span&gt;&lt;/div&gt;</w:t>
+        <w:t xml:space="preserve">            &lt;div class="price-tag" style="font-size: 42px; margin-bottom: 20px;"&gt;5 000 ₽ &lt;span style="font-size: 20px; color: #888; font-family: 'Manrope'; font-weight: 200;"&gt;/ 7 500 ₽ (с прогнозом)&lt;/span&gt;&lt;/div&gt;</w:t>
+      </w:r>
+      <w:r/>
+    </w:p>
+    <w:p>
+      <w:r>
+        <w:t xml:space="preserve">            &lt;a href="https://t.me/sun_canary?text=Здравствуйте!%20Меня%20интересует%20Индивидуальная%20диагностика%20«Жизненный%20период»" target="_blank" class="order-btn"&gt;Заказать диагностику&lt;/a&gt;</w:t>
       </w:r>
       <w:r/>
     </w:p>
@@ -1792,25 +2018,55 @@
     </w:p>
     <w:p>
       <w:r>
-        <w:t xml:space="preserve">            &lt;div class="service-tile" style="text-align: left;"&gt;</w:t>
-      </w:r>
-      <w:r/>
-    </w:p>
-    <w:p>
-      <w:r>
-        <w:t xml:space="preserve">                &lt;h4 style="color: #a3814f;"&gt;Для 2 человек&lt;/h4&gt;</w:t>
-      </w:r>
-      <w:r/>
-    </w:p>
-    <w:p>
-      <w:r>
-        <w:t xml:space="preserve">                &lt;p style="font-size: 17px;"&gt;Для тех, кто устал от болезненных отношений и хочет понять причины своих сценариев в любви.&lt;/p&gt;</w:t>
-      </w:r>
-      <w:r/>
-    </w:p>
-    <w:p>
-      <w:r>
-        <w:t xml:space="preserve">                &lt;div class="price-tag" style="margin-top: 25px;"&gt;10 000 ₽&lt;/div&gt;</w:t>
+        <w:t xml:space="preserve">            &lt;div class="service-tile" style="text-align: left; align-items: flex-start;"&gt;</w:t>
+      </w:r>
+      <w:r/>
+    </w:p>
+    <w:p>
+      <w:r>
+        <w:t xml:space="preserve">                &lt;div&gt;</w:t>
+      </w:r>
+      <w:r/>
+    </w:p>
+    <w:p>
+      <w:r>
+        <w:t xml:space="preserve">                    &lt;h4 style="color: #a3814f;"&gt;Для 2 человек&lt;/h4&gt;</w:t>
+      </w:r>
+      <w:r/>
+    </w:p>
+    <w:p>
+      <w:r>
+        <w:t xml:space="preserve">                    &lt;p style="font-size: 17px;"&gt;Для тех, кто устал от болезненных отношений и хочет понять причины своих сценариев в любви.&lt;/p&gt;</w:t>
+      </w:r>
+      <w:r/>
+    </w:p>
+    <w:p>
+      <w:r>
+        <w:t xml:space="preserve">                &lt;/div&gt;</w:t>
+      </w:r>
+      <w:r/>
+    </w:p>
+    <w:p>
+      <w:r>
+        <w:t xml:space="preserve">                &lt;div&gt;</w:t>
+      </w:r>
+      <w:r/>
+    </w:p>
+    <w:p>
+      <w:r>
+        <w:t xml:space="preserve">                    &lt;div class="price-tag" style="margin-top: 25px;"&gt;10 000 ₽&lt;/div&gt;</w:t>
+      </w:r>
+      <w:r/>
+    </w:p>
+    <w:p>
+      <w:r>
+        <w:t xml:space="preserve">                    &lt;a href="https://t.me/sun_canary?text=Здравствуйте!%20Хочу%20заказать%20Глубокий%20разбор%20совместимости%20для%202%20человек" target="_blank" class="order-btn"&gt;Заказать разбор&lt;/a&gt;</w:t>
+      </w:r>
+      <w:r/>
+    </w:p>
+    <w:p>
+      <w:r>
+        <w:t xml:space="preserve">                &lt;/div&gt;</w:t>
       </w:r>
       <w:r/>
     </w:p>
@@ -1822,25 +2078,55 @@
     </w:p>
     <w:p>
       <w:r>
-        <w:t xml:space="preserve">            &lt;div class="service-tile" style="text-align: left;"&gt;</w:t>
-      </w:r>
-      <w:r/>
-    </w:p>
-    <w:p>
-      <w:r>
-        <w:t xml:space="preserve">                &lt;h4 style="color: #a3814f;"&gt;Коллективы (3+ чел)&lt;/h4&gt;</w:t>
-      </w:r>
-      <w:r/>
-    </w:p>
-    <w:p>
-      <w:r>
-        <w:t xml:space="preserve">                &lt;p style="font-size: 17px;"&gt;Подбор команды для комфортной и продуктивной работы, разбор отношений в группах.&lt;/p&gt;</w:t>
-      </w:r>
-      <w:r/>
-    </w:p>
-    <w:p>
-      <w:r>
-        <w:t xml:space="preserve">                &lt;div class="price-tag" style="margin-top: 25px;"&gt;от 15 000 ₽&lt;/div&gt;</w:t>
+        <w:t xml:space="preserve">            &lt;div class="service-tile" style="text-align: left; align-items: flex-start;"&gt;</w:t>
+      </w:r>
+      <w:r/>
+    </w:p>
+    <w:p>
+      <w:r>
+        <w:t xml:space="preserve">                &lt;div&gt;</w:t>
+      </w:r>
+      <w:r/>
+    </w:p>
+    <w:p>
+      <w:r>
+        <w:t xml:space="preserve">                    &lt;h4 style="color: #a3814f;"&gt;Коллективы (3+ чел)&lt;/h4&gt;</w:t>
+      </w:r>
+      <w:r/>
+    </w:p>
+    <w:p>
+      <w:r>
+        <w:t xml:space="preserve">                    &lt;p style="font-size: 17px;"&gt;Подбор команды для комфортной и продуктивной работы, разбор отношений в группах.&lt;/p&gt;</w:t>
+      </w:r>
+      <w:r/>
+    </w:p>
+    <w:p>
+      <w:r>
+        <w:t xml:space="preserve">                &lt;/div&gt;</w:t>
+      </w:r>
+      <w:r/>
+    </w:p>
+    <w:p>
+      <w:r>
+        <w:t xml:space="preserve">                &lt;div&gt;</w:t>
+      </w:r>
+      <w:r/>
+    </w:p>
+    <w:p>
+      <w:r>
+        <w:t xml:space="preserve">                    &lt;div class="price-tag" style="margin-top: 25px;"&gt;от 15 000 ₽&lt;/div&gt;</w:t>
+      </w:r>
+      <w:r/>
+    </w:p>
+    <w:p>
+      <w:r>
+        <w:t xml:space="preserve">                    &lt;a href="https://t.me/sun_canary?text=Здравствуйте!%20Меня%20интересует%20Разбор%20совместимости%20в%20коллективе" target="_blank" class="order-btn"&gt;Узнать подробнее&lt;/a&gt;</w:t>
+      </w:r>
+      <w:r/>
+    </w:p>
+    <w:p>
+      <w:r>
+        <w:t xml:space="preserve">                &lt;/div&gt;</w:t>
       </w:r>
       <w:r/>
     </w:p>
@@ -1904,7 +2190,13 @@
     </w:p>
     <w:p>
       <w:r>
-        <w:t xml:space="preserve">        &lt;div class="price-tag" style="font-size: 48px; margin-top: 50px;"&gt;10 000 ₽&lt;/div&gt;</w:t>
+        <w:t xml:space="preserve">        &lt;div class="price-tag" style="font-size: 48px; margin-top: 40px; margin-bottom: 20px;"&gt;10 000 ₽&lt;/div&gt;</w:t>
+      </w:r>
+      <w:r/>
+    </w:p>
+    <w:p>
+      <w:r>
+        <w:t xml:space="preserve">        &lt;a href="https://t.me/sun_canary?text=Здравствуйте!%20Хочу%20заказать%20разбор%20«Моя%20реализация%20и%20путь»" target="_blank" class="order-btn" style="padding: 15px 40px;"&gt;Записаться на сессию&lt;/a&gt;</w:t>
       </w:r>
       <w:r/>
     </w:p>
@@ -2166,7 +2458,6 @@
       <w:r>
         <w:t xml:space="preserve">&lt;/html&gt;</w:t>
       </w:r>
-      <w:r/>
       <w:r/>
       <w:r/>
     </w:p>
@@ -2190,7 +2481,6 @@
       <w:pPr>
         <w:spacing w:after="0" w:line="240" w:lineRule="auto"/>
       </w:pPr>
-      <w:r/>
       <w:r>
         <w:separator/>
       </w:r>
@@ -2202,7 +2492,6 @@
       <w:pPr>
         <w:spacing w:after="0" w:line="240" w:lineRule="auto"/>
       </w:pPr>
-      <w:r/>
       <w:r>
         <w:continuationSeparator/>
       </w:r>
@@ -2219,7 +2508,6 @@
       <w:pPr>
         <w:spacing w:after="0" w:line="240" w:lineRule="auto"/>
       </w:pPr>
-      <w:r/>
       <w:r>
         <w:separator/>
       </w:r>
@@ -2231,7 +2519,6 @@
       <w:pPr>
         <w:spacing w:after="0" w:line="240" w:lineRule="auto"/>
       </w:pPr>
-      <w:r/>
       <w:r>
         <w:continuationSeparator/>
       </w:r>
@@ -2397,11 +2684,11 @@
     <w:lsdException w:name="Bibliography" w:uiPriority="37"/>
     <w:lsdException w:name="TOC Heading" w:uiPriority="39" w:qFormat="1"/>
   </w:latentStyles>
-  <w:style w:type="paragraph" w:styleId="14">
+  <w:style w:type="paragraph" w:styleId="655">
     <w:name w:val="Heading 1"/>
-    <w:basedOn w:val="618"/>
-    <w:next w:val="618"/>
-    <w:link w:val="15"/>
+    <w:basedOn w:val="831"/>
+    <w:next w:val="831"/>
+    <w:link w:val="656"/>
     <w:uiPriority w:val="9"/>
     <w:qFormat/>
     <w:pPr>
@@ -2416,10 +2703,9 @@
       <w:szCs w:val="40"/>
     </w:rPr>
   </w:style>
-  <w:style w:type="character" w:styleId="15">
+  <w:style w:type="character" w:styleId="656">
     <w:name w:val="Heading 1 Char"/>
-    <w:basedOn w:val="12"/>
-    <w:link w:val="14"/>
+    <w:link w:val="655"/>
     <w:uiPriority w:val="9"/>
     <w:rPr>
       <w:rFonts w:ascii="Liberation Sans" w:hAnsi="Liberation Sans" w:eastAsia="Liberation Sans" w:cs="Liberation Sans"/>
@@ -2427,11 +2713,11 @@
       <w:szCs w:val="40"/>
     </w:rPr>
   </w:style>
-  <w:style w:type="paragraph" w:styleId="16">
+  <w:style w:type="paragraph" w:styleId="657">
     <w:name w:val="Heading 2"/>
-    <w:basedOn w:val="618"/>
-    <w:next w:val="618"/>
-    <w:link w:val="17"/>
+    <w:basedOn w:val="831"/>
+    <w:next w:val="831"/>
+    <w:link w:val="658"/>
     <w:uiPriority w:val="9"/>
     <w:unhideWhenUsed/>
     <w:qFormat/>
@@ -2446,21 +2732,20 @@
       <w:sz w:val="34"/>
     </w:rPr>
   </w:style>
-  <w:style w:type="character" w:styleId="17">
+  <w:style w:type="character" w:styleId="658">
     <w:name w:val="Heading 2 Char"/>
-    <w:basedOn w:val="12"/>
-    <w:link w:val="16"/>
+    <w:link w:val="657"/>
     <w:uiPriority w:val="9"/>
     <w:rPr>
       <w:rFonts w:ascii="Liberation Sans" w:hAnsi="Liberation Sans" w:eastAsia="Liberation Sans" w:cs="Liberation Sans"/>
       <w:sz w:val="34"/>
     </w:rPr>
   </w:style>
-  <w:style w:type="paragraph" w:styleId="18">
+  <w:style w:type="paragraph" w:styleId="659">
     <w:name w:val="Heading 3"/>
-    <w:basedOn w:val="618"/>
-    <w:next w:val="618"/>
-    <w:link w:val="19"/>
+    <w:basedOn w:val="831"/>
+    <w:next w:val="831"/>
+    <w:link w:val="660"/>
     <w:uiPriority w:val="9"/>
     <w:unhideWhenUsed/>
     <w:qFormat/>
@@ -2476,10 +2761,9 @@
       <w:szCs w:val="30"/>
     </w:rPr>
   </w:style>
-  <w:style w:type="character" w:styleId="19">
+  <w:style w:type="character" w:styleId="660">
     <w:name w:val="Heading 3 Char"/>
-    <w:basedOn w:val="12"/>
-    <w:link w:val="18"/>
+    <w:link w:val="659"/>
     <w:uiPriority w:val="9"/>
     <w:rPr>
       <w:rFonts w:ascii="Liberation Sans" w:hAnsi="Liberation Sans" w:eastAsia="Liberation Sans" w:cs="Liberation Sans"/>
@@ -2487,11 +2771,11 @@
       <w:szCs w:val="30"/>
     </w:rPr>
   </w:style>
-  <w:style w:type="paragraph" w:styleId="20">
+  <w:style w:type="paragraph" w:styleId="661">
     <w:name w:val="Heading 4"/>
-    <w:basedOn w:val="618"/>
-    <w:next w:val="618"/>
-    <w:link w:val="21"/>
+    <w:basedOn w:val="831"/>
+    <w:next w:val="831"/>
+    <w:link w:val="662"/>
     <w:uiPriority w:val="9"/>
     <w:unhideWhenUsed/>
     <w:qFormat/>
@@ -2509,10 +2793,9 @@
       <w:szCs w:val="26"/>
     </w:rPr>
   </w:style>
-  <w:style w:type="character" w:styleId="21">
+  <w:style w:type="character" w:styleId="662">
     <w:name w:val="Heading 4 Char"/>
-    <w:basedOn w:val="12"/>
-    <w:link w:val="20"/>
+    <w:link w:val="661"/>
     <w:uiPriority w:val="9"/>
     <w:rPr>
       <w:rFonts w:ascii="Liberation Sans" w:hAnsi="Liberation Sans" w:eastAsia="Liberation Sans" w:cs="Liberation Sans"/>
@@ -2522,11 +2805,11 @@
       <w:szCs w:val="26"/>
     </w:rPr>
   </w:style>
-  <w:style w:type="paragraph" w:styleId="22">
+  <w:style w:type="paragraph" w:styleId="663">
     <w:name w:val="Heading 5"/>
-    <w:basedOn w:val="618"/>
-    <w:next w:val="618"/>
-    <w:link w:val="23"/>
+    <w:basedOn w:val="831"/>
+    <w:next w:val="831"/>
+    <w:link w:val="664"/>
     <w:uiPriority w:val="9"/>
     <w:unhideWhenUsed/>
     <w:qFormat/>
@@ -2544,10 +2827,9 @@
       <w:szCs w:val="24"/>
     </w:rPr>
   </w:style>
-  <w:style w:type="character" w:styleId="23">
+  <w:style w:type="character" w:styleId="664">
     <w:name w:val="Heading 5 Char"/>
-    <w:basedOn w:val="12"/>
-    <w:link w:val="22"/>
+    <w:link w:val="663"/>
     <w:uiPriority w:val="9"/>
     <w:rPr>
       <w:rFonts w:ascii="Liberation Sans" w:hAnsi="Liberation Sans" w:eastAsia="Liberation Sans" w:cs="Liberation Sans"/>
@@ -2557,11 +2839,11 @@
       <w:szCs w:val="24"/>
     </w:rPr>
   </w:style>
-  <w:style w:type="paragraph" w:styleId="24">
+  <w:style w:type="paragraph" w:styleId="665">
     <w:name w:val="Heading 6"/>
-    <w:basedOn w:val="618"/>
-    <w:next w:val="618"/>
-    <w:link w:val="25"/>
+    <w:basedOn w:val="831"/>
+    <w:next w:val="831"/>
+    <w:link w:val="666"/>
     <w:uiPriority w:val="9"/>
     <w:unhideWhenUsed/>
     <w:qFormat/>
@@ -2579,10 +2861,9 @@
       <w:szCs w:val="22"/>
     </w:rPr>
   </w:style>
-  <w:style w:type="character" w:styleId="25">
+  <w:style w:type="character" w:styleId="666">
     <w:name w:val="Heading 6 Char"/>
-    <w:basedOn w:val="12"/>
-    <w:link w:val="24"/>
+    <w:link w:val="665"/>
     <w:uiPriority w:val="9"/>
     <w:rPr>
       <w:rFonts w:ascii="Liberation Sans" w:hAnsi="Liberation Sans" w:eastAsia="Liberation Sans" w:cs="Liberation Sans"/>
@@ -2592,11 +2873,11 @@
       <w:szCs w:val="22"/>
     </w:rPr>
   </w:style>
-  <w:style w:type="paragraph" w:styleId="26">
+  <w:style w:type="paragraph" w:styleId="667">
     <w:name w:val="Heading 7"/>
-    <w:basedOn w:val="618"/>
-    <w:next w:val="618"/>
-    <w:link w:val="27"/>
+    <w:basedOn w:val="831"/>
+    <w:next w:val="831"/>
+    <w:link w:val="668"/>
     <w:uiPriority w:val="9"/>
     <w:unhideWhenUsed/>
     <w:qFormat/>
@@ -2616,10 +2897,9 @@
       <w:szCs w:val="22"/>
     </w:rPr>
   </w:style>
-  <w:style w:type="character" w:styleId="27">
+  <w:style w:type="character" w:styleId="668">
     <w:name w:val="Heading 7 Char"/>
-    <w:basedOn w:val="12"/>
-    <w:link w:val="26"/>
+    <w:link w:val="667"/>
     <w:uiPriority w:val="9"/>
     <w:rPr>
       <w:rFonts w:ascii="Liberation Sans" w:hAnsi="Liberation Sans" w:eastAsia="Liberation Sans" w:cs="Liberation Sans"/>
@@ -2631,11 +2911,11 @@
       <w:szCs w:val="22"/>
     </w:rPr>
   </w:style>
-  <w:style w:type="paragraph" w:styleId="28">
+  <w:style w:type="paragraph" w:styleId="669">
     <w:name w:val="Heading 8"/>
-    <w:basedOn w:val="618"/>
-    <w:next w:val="618"/>
-    <w:link w:val="29"/>
+    <w:basedOn w:val="831"/>
+    <w:next w:val="831"/>
+    <w:link w:val="670"/>
     <w:uiPriority w:val="9"/>
     <w:unhideWhenUsed/>
     <w:qFormat/>
@@ -2653,10 +2933,9 @@
       <w:szCs w:val="22"/>
     </w:rPr>
   </w:style>
-  <w:style w:type="character" w:styleId="29">
+  <w:style w:type="character" w:styleId="670">
     <w:name w:val="Heading 8 Char"/>
-    <w:basedOn w:val="12"/>
-    <w:link w:val="28"/>
+    <w:link w:val="669"/>
     <w:uiPriority w:val="9"/>
     <w:rPr>
       <w:rFonts w:ascii="Liberation Sans" w:hAnsi="Liberation Sans" w:eastAsia="Liberation Sans" w:cs="Liberation Sans"/>
@@ -2666,11 +2945,11 @@
       <w:szCs w:val="22"/>
     </w:rPr>
   </w:style>
-  <w:style w:type="paragraph" w:styleId="30">
+  <w:style w:type="paragraph" w:styleId="671">
     <w:name w:val="Heading 9"/>
-    <w:basedOn w:val="618"/>
-    <w:next w:val="618"/>
-    <w:link w:val="31"/>
+    <w:basedOn w:val="831"/>
+    <w:next w:val="831"/>
+    <w:link w:val="672"/>
     <w:uiPriority w:val="9"/>
     <w:unhideWhenUsed/>
     <w:qFormat/>
@@ -2688,10 +2967,9 @@
       <w:szCs w:val="21"/>
     </w:rPr>
   </w:style>
-  <w:style w:type="character" w:styleId="31">
+  <w:style w:type="character" w:styleId="672">
     <w:name w:val="Heading 9 Char"/>
-    <w:basedOn w:val="12"/>
-    <w:link w:val="30"/>
+    <w:link w:val="671"/>
     <w:uiPriority w:val="9"/>
     <w:rPr>
       <w:rFonts w:ascii="Liberation Sans" w:hAnsi="Liberation Sans" w:eastAsia="Liberation Sans" w:cs="Liberation Sans"/>
@@ -2701,11 +2979,11 @@
       <w:szCs w:val="21"/>
     </w:rPr>
   </w:style>
-  <w:style w:type="paragraph" w:styleId="35">
+  <w:style w:type="paragraph" w:styleId="673">
     <w:name w:val="Title"/>
-    <w:basedOn w:val="618"/>
-    <w:next w:val="618"/>
-    <w:link w:val="36"/>
+    <w:basedOn w:val="831"/>
+    <w:next w:val="831"/>
+    <w:link w:val="674"/>
     <w:uiPriority w:val="10"/>
     <w:qFormat/>
     <w:pPr>
@@ -2717,21 +2995,20 @@
       <w:szCs w:val="48"/>
     </w:rPr>
   </w:style>
-  <w:style w:type="character" w:styleId="36">
+  <w:style w:type="character" w:styleId="674">
     <w:name w:val="Title Char"/>
-    <w:basedOn w:val="12"/>
-    <w:link w:val="35"/>
+    <w:link w:val="673"/>
     <w:uiPriority w:val="10"/>
     <w:rPr>
       <w:sz w:val="48"/>
       <w:szCs w:val="48"/>
     </w:rPr>
   </w:style>
-  <w:style w:type="paragraph" w:styleId="37">
+  <w:style w:type="paragraph" w:styleId="675">
     <w:name w:val="Subtitle"/>
-    <w:basedOn w:val="618"/>
-    <w:next w:val="618"/>
-    <w:link w:val="38"/>
+    <w:basedOn w:val="831"/>
+    <w:next w:val="831"/>
+    <w:link w:val="676"/>
     <w:uiPriority w:val="11"/>
     <w:qFormat/>
     <w:pPr>
@@ -2742,21 +3019,20 @@
       <w:szCs w:val="24"/>
     </w:rPr>
   </w:style>
-  <w:style w:type="character" w:styleId="38">
+  <w:style w:type="character" w:styleId="676">
     <w:name w:val="Subtitle Char"/>
-    <w:basedOn w:val="12"/>
-    <w:link w:val="37"/>
+    <w:link w:val="675"/>
     <w:uiPriority w:val="11"/>
     <w:rPr>
       <w:sz w:val="24"/>
       <w:szCs w:val="24"/>
     </w:rPr>
   </w:style>
-  <w:style w:type="paragraph" w:styleId="39">
+  <w:style w:type="paragraph" w:styleId="677">
     <w:name w:val="Quote"/>
-    <w:basedOn w:val="618"/>
-    <w:next w:val="618"/>
-    <w:link w:val="40"/>
+    <w:basedOn w:val="831"/>
+    <w:next w:val="831"/>
+    <w:link w:val="678"/>
     <w:uiPriority w:val="29"/>
     <w:qFormat/>
     <w:pPr>
@@ -2766,19 +3042,19 @@
       <w:i/>
     </w:rPr>
   </w:style>
-  <w:style w:type="character" w:styleId="40">
+  <w:style w:type="character" w:styleId="678">
     <w:name w:val="Quote Char"/>
-    <w:link w:val="39"/>
+    <w:link w:val="677"/>
     <w:uiPriority w:val="29"/>
     <w:rPr>
       <w:i/>
     </w:rPr>
   </w:style>
-  <w:style w:type="paragraph" w:styleId="41">
+  <w:style w:type="paragraph" w:styleId="679">
     <w:name w:val="Intense Quote"/>
-    <w:basedOn w:val="618"/>
-    <w:next w:val="618"/>
-    <w:link w:val="42"/>
+    <w:basedOn w:val="831"/>
+    <w:next w:val="831"/>
+    <w:link w:val="680"/>
     <w:uiPriority w:val="30"/>
     <w:qFormat/>
     <w:pPr>
@@ -2796,18 +3072,18 @@
       <w:i/>
     </w:rPr>
   </w:style>
-  <w:style w:type="character" w:styleId="42">
+  <w:style w:type="character" w:styleId="680">
     <w:name w:val="Intense Quote Char"/>
-    <w:link w:val="41"/>
+    <w:link w:val="679"/>
     <w:uiPriority w:val="30"/>
     <w:rPr>
       <w:i/>
     </w:rPr>
   </w:style>
-  <w:style w:type="paragraph" w:styleId="43">
+  <w:style w:type="paragraph" w:styleId="681">
     <w:name w:val="Header"/>
-    <w:basedOn w:val="618"/>
-    <w:link w:val="44"/>
+    <w:basedOn w:val="831"/>
+    <w:link w:val="682"/>
     <w:uiPriority w:val="99"/>
     <w:unhideWhenUsed/>
     <w:pPr>
@@ -2818,16 +3094,15 @@
       </w:tabs>
     </w:pPr>
   </w:style>
-  <w:style w:type="character" w:styleId="44">
+  <w:style w:type="character" w:styleId="682">
     <w:name w:val="Header Char"/>
-    <w:basedOn w:val="12"/>
-    <w:link w:val="43"/>
+    <w:link w:val="681"/>
     <w:uiPriority w:val="99"/>
   </w:style>
-  <w:style w:type="paragraph" w:styleId="45">
+  <w:style w:type="paragraph" w:styleId="683">
     <w:name w:val="Footer"/>
-    <w:basedOn w:val="618"/>
-    <w:link w:val="46"/>
+    <w:basedOn w:val="831"/>
+    <w:link w:val="684"/>
     <w:uiPriority w:val="99"/>
     <w:unhideWhenUsed/>
     <w:pPr>
@@ -2838,17 +3113,16 @@
       </w:tabs>
     </w:pPr>
   </w:style>
-  <w:style w:type="character" w:styleId="46">
+  <w:style w:type="character" w:styleId="684">
     <w:name w:val="Footer Char"/>
-    <w:basedOn w:val="12"/>
-    <w:link w:val="45"/>
+    <w:link w:val="683"/>
     <w:uiPriority w:val="99"/>
   </w:style>
-  <w:style w:type="paragraph" w:styleId="47">
+  <w:style w:type="paragraph" w:styleId="685">
     <w:name w:val="Caption"/>
-    <w:basedOn w:val="618"/>
-    <w:next w:val="618"/>
-    <w:link w:val="48"/>
+    <w:basedOn w:val="831"/>
+    <w:next w:val="831"/>
+    <w:link w:val="686"/>
     <w:uiPriority w:val="35"/>
     <w:semiHidden/>
     <w:unhideWhenUsed/>
@@ -2864,10 +3138,9 @@
       <w:szCs w:val="18"/>
     </w:rPr>
   </w:style>
-  <w:style w:type="character" w:styleId="48">
+  <w:style w:type="character" w:styleId="686">
     <w:name w:val="Caption Char"/>
-    <w:basedOn w:val="12"/>
-    <w:link w:val="47"/>
+    <w:link w:val="685"/>
     <w:uiPriority w:val="35"/>
     <w:rPr>
       <w:b/>
@@ -2877,9 +3150,9 @@
       <w:szCs w:val="18"/>
     </w:rPr>
   </w:style>
-  <w:style w:type="table" w:styleId="49">
+  <w:style w:type="table" w:styleId="687">
     <w:name w:val="Table Grid"/>
-    <w:basedOn w:val="619"/>
+    <w:basedOn w:val="832"/>
     <w:uiPriority w:val="59"/>
     <w:pPr>
       <w:spacing w:after="0" w:line="240" w:lineRule="auto"/>
@@ -2902,9 +3175,9 @@
       </w:tblCellMar>
     </w:tblPr>
   </w:style>
-  <w:style w:type="table" w:styleId="50">
+  <w:style w:type="table" w:styleId="688">
     <w:name w:val="Table Grid Light"/>
-    <w:basedOn w:val="619"/>
+    <w:basedOn w:val="832"/>
     <w:uiPriority w:val="59"/>
     <w:pPr>
       <w:spacing w:after="0" w:line="240" w:lineRule="auto"/>
@@ -2927,9 +3200,9 @@
       </w:tblCellMar>
     </w:tblPr>
   </w:style>
-  <w:style w:type="table" w:styleId="51">
+  <w:style w:type="table" w:styleId="689">
     <w:name w:val="Plain Table 1"/>
-    <w:basedOn w:val="619"/>
+    <w:basedOn w:val="832"/>
     <w:uiPriority w:val="59"/>
     <w:pPr>
       <w:spacing w:after="0" w:line="240" w:lineRule="auto"/>
@@ -2994,9 +3267,9 @@
       </w:rPr>
     </w:tblStylePr>
   </w:style>
-  <w:style w:type="table" w:styleId="52">
+  <w:style w:type="table" w:styleId="690">
     <w:name w:val="Plain Table 2"/>
-    <w:basedOn w:val="619"/>
+    <w:basedOn w:val="832"/>
     <w:uiPriority w:val="59"/>
     <w:pPr>
       <w:spacing w:after="0" w:line="240" w:lineRule="auto"/>
@@ -3079,9 +3352,9 @@
       </w:rPr>
     </w:tblStylePr>
   </w:style>
-  <w:style w:type="table" w:styleId="53">
+  <w:style w:type="table" w:styleId="691">
     <w:name w:val="Plain Table 3"/>
-    <w:basedOn w:val="619"/>
+    <w:basedOn w:val="832"/>
     <w:uiPriority w:val="99"/>
     <w:pPr>
       <w:spacing w:after="0" w:line="240" w:lineRule="auto"/>
@@ -3156,9 +3429,9 @@
       </w:rPr>
     </w:tblStylePr>
   </w:style>
-  <w:style w:type="table" w:styleId="54">
+  <w:style w:type="table" w:styleId="692">
     <w:name w:val="Plain Table 4"/>
-    <w:basedOn w:val="619"/>
+    <w:basedOn w:val="832"/>
     <w:uiPriority w:val="99"/>
     <w:pPr>
       <w:spacing w:after="0" w:line="240" w:lineRule="auto"/>
@@ -3213,9 +3486,9 @@
       </w:rPr>
     </w:tblStylePr>
   </w:style>
-  <w:style w:type="table" w:styleId="55">
+  <w:style w:type="table" w:styleId="693">
     <w:name w:val="Plain Table 5"/>
-    <w:basedOn w:val="619"/>
+    <w:basedOn w:val="832"/>
     <w:uiPriority w:val="99"/>
     <w:pPr>
       <w:spacing w:after="0" w:line="240" w:lineRule="auto"/>
@@ -3301,9 +3574,9 @@
       </w:tcPr>
     </w:tblStylePr>
   </w:style>
-  <w:style w:type="table" w:styleId="56">
+  <w:style w:type="table" w:styleId="694">
     <w:name w:val="Grid Table 1 Light"/>
-    <w:basedOn w:val="619"/>
+    <w:basedOn w:val="832"/>
     <w:uiPriority w:val="99"/>
     <w:pPr>
       <w:spacing w:after="0" w:line="240" w:lineRule="auto"/>
@@ -3366,9 +3639,9 @@
       </w:rPr>
     </w:tblStylePr>
   </w:style>
-  <w:style w:type="table" w:styleId="57">
+  <w:style w:type="table" w:styleId="695">
     <w:name w:val="Grid Table 1 Light - Accent 1"/>
-    <w:basedOn w:val="619"/>
+    <w:basedOn w:val="832"/>
     <w:uiPriority w:val="99"/>
     <w:pPr>
       <w:spacing w:after="0" w:line="240" w:lineRule="auto"/>
@@ -3431,9 +3704,9 @@
       </w:rPr>
     </w:tblStylePr>
   </w:style>
-  <w:style w:type="table" w:styleId="58">
+  <w:style w:type="table" w:styleId="696">
     <w:name w:val="Grid Table 1 Light - Accent 2"/>
-    <w:basedOn w:val="619"/>
+    <w:basedOn w:val="832"/>
     <w:uiPriority w:val="99"/>
     <w:pPr>
       <w:spacing w:after="0" w:line="240" w:lineRule="auto"/>
@@ -3496,9 +3769,9 @@
       </w:rPr>
     </w:tblStylePr>
   </w:style>
-  <w:style w:type="table" w:styleId="59">
+  <w:style w:type="table" w:styleId="697">
     <w:name w:val="Grid Table 1 Light - Accent 3"/>
-    <w:basedOn w:val="619"/>
+    <w:basedOn w:val="832"/>
     <w:uiPriority w:val="99"/>
     <w:pPr>
       <w:spacing w:after="0" w:line="240" w:lineRule="auto"/>
@@ -3561,9 +3834,9 @@
       </w:rPr>
     </w:tblStylePr>
   </w:style>
-  <w:style w:type="table" w:styleId="60">
+  <w:style w:type="table" w:styleId="698">
     <w:name w:val="Grid Table 1 Light - Accent 4"/>
-    <w:basedOn w:val="619"/>
+    <w:basedOn w:val="832"/>
     <w:uiPriority w:val="99"/>
     <w:pPr>
       <w:spacing w:after="0" w:line="240" w:lineRule="auto"/>
@@ -3626,9 +3899,9 @@
       </w:rPr>
     </w:tblStylePr>
   </w:style>
-  <w:style w:type="table" w:styleId="61">
+  <w:style w:type="table" w:styleId="699">
     <w:name w:val="Grid Table 1 Light - Accent 5"/>
-    <w:basedOn w:val="619"/>
+    <w:basedOn w:val="832"/>
     <w:uiPriority w:val="99"/>
     <w:pPr>
       <w:spacing w:after="0" w:line="240" w:lineRule="auto"/>
@@ -3691,9 +3964,9 @@
       </w:rPr>
     </w:tblStylePr>
   </w:style>
-  <w:style w:type="table" w:styleId="62">
+  <w:style w:type="table" w:styleId="700">
     <w:name w:val="Grid Table 1 Light - Accent 6"/>
-    <w:basedOn w:val="619"/>
+    <w:basedOn w:val="832"/>
     <w:uiPriority w:val="99"/>
     <w:pPr>
       <w:spacing w:after="0" w:line="240" w:lineRule="auto"/>
@@ -3756,9 +4029,9 @@
       </w:rPr>
     </w:tblStylePr>
   </w:style>
-  <w:style w:type="table" w:styleId="63">
+  <w:style w:type="table" w:styleId="701">
     <w:name w:val="Grid Table 2"/>
-    <w:basedOn w:val="619"/>
+    <w:basedOn w:val="832"/>
     <w:uiPriority w:val="99"/>
     <w:pPr>
       <w:spacing w:after="0" w:line="240" w:lineRule="auto"/>
@@ -3836,9 +4109,9 @@
       </w:tcPr>
     </w:tblStylePr>
   </w:style>
-  <w:style w:type="table" w:styleId="64">
+  <w:style w:type="table" w:styleId="702">
     <w:name w:val="Grid Table 2 - Accent 1"/>
-    <w:basedOn w:val="619"/>
+    <w:basedOn w:val="832"/>
     <w:uiPriority w:val="99"/>
     <w:pPr>
       <w:spacing w:after="0" w:line="240" w:lineRule="auto"/>
@@ -3916,9 +4189,9 @@
       </w:tcPr>
     </w:tblStylePr>
   </w:style>
-  <w:style w:type="table" w:styleId="65">
+  <w:style w:type="table" w:styleId="703">
     <w:name w:val="Grid Table 2 - Accent 2"/>
-    <w:basedOn w:val="619"/>
+    <w:basedOn w:val="832"/>
     <w:uiPriority w:val="99"/>
     <w:pPr>
       <w:spacing w:after="0" w:line="240" w:lineRule="auto"/>
@@ -3996,9 +4269,9 @@
       </w:tcPr>
     </w:tblStylePr>
   </w:style>
-  <w:style w:type="table" w:styleId="66">
+  <w:style w:type="table" w:styleId="704">
     <w:name w:val="Grid Table 2 - Accent 3"/>
-    <w:basedOn w:val="619"/>
+    <w:basedOn w:val="832"/>
     <w:uiPriority w:val="99"/>
     <w:pPr>
       <w:spacing w:after="0" w:line="240" w:lineRule="auto"/>
@@ -4076,9 +4349,9 @@
       </w:tcPr>
     </w:tblStylePr>
   </w:style>
-  <w:style w:type="table" w:styleId="67">
+  <w:style w:type="table" w:styleId="705">
     <w:name w:val="Grid Table 2 - Accent 4"/>
-    <w:basedOn w:val="619"/>
+    <w:basedOn w:val="832"/>
     <w:uiPriority w:val="99"/>
     <w:pPr>
       <w:spacing w:after="0" w:line="240" w:lineRule="auto"/>
@@ -4156,9 +4429,9 @@
       </w:tcPr>
     </w:tblStylePr>
   </w:style>
-  <w:style w:type="table" w:styleId="68">
+  <w:style w:type="table" w:styleId="706">
     <w:name w:val="Grid Table 2 - Accent 5"/>
-    <w:basedOn w:val="619"/>
+    <w:basedOn w:val="832"/>
     <w:uiPriority w:val="99"/>
     <w:pPr>
       <w:spacing w:after="0" w:line="240" w:lineRule="auto"/>
@@ -4236,9 +4509,9 @@
       </w:tcPr>
     </w:tblStylePr>
   </w:style>
-  <w:style w:type="table" w:styleId="69">
+  <w:style w:type="table" w:styleId="707">
     <w:name w:val="Grid Table 2 - Accent 6"/>
-    <w:basedOn w:val="619"/>
+    <w:basedOn w:val="832"/>
     <w:uiPriority w:val="99"/>
     <w:pPr>
       <w:spacing w:after="0" w:line="240" w:lineRule="auto"/>
@@ -4316,9 +4589,9 @@
       </w:tcPr>
     </w:tblStylePr>
   </w:style>
-  <w:style w:type="table" w:styleId="70">
+  <w:style w:type="table" w:styleId="708">
     <w:name w:val="Grid Table 3"/>
-    <w:basedOn w:val="619"/>
+    <w:basedOn w:val="832"/>
     <w:uiPriority w:val="99"/>
     <w:pPr>
       <w:spacing w:after="0" w:line="240" w:lineRule="auto"/>
@@ -4362,7 +4635,7 @@
         <w:jc w:val="right"/>
       </w:pPr>
       <w:tcPr>
-        <w:shd w:color="ffffff"/>
+        <w:shd w:val="clear" w:color="ffffff"/>
         <w:tcBorders>
           <w:top w:val="none" w:color="000000" w:sz="4" w:space="0"/>
           <w:left w:val="none" w:color="000000" w:sz="4" w:space="0"/>
@@ -4392,7 +4665,7 @@
         <w:color w:val="404040"/>
       </w:rPr>
       <w:tcPr>
-        <w:shd w:color="ffffff"/>
+        <w:shd w:val="clear" w:color="ffffff"/>
         <w:tcBorders>
           <w:top w:val="none" w:color="000000" w:sz="4" w:space="0"/>
           <w:left w:val="none" w:color="000000" w:sz="4" w:space="0"/>
@@ -4417,9 +4690,9 @@
       </w:tcPr>
     </w:tblStylePr>
   </w:style>
-  <w:style w:type="table" w:styleId="71">
+  <w:style w:type="table" w:styleId="709">
     <w:name w:val="Grid Table 3 - Accent 1"/>
-    <w:basedOn w:val="619"/>
+    <w:basedOn w:val="832"/>
     <w:uiPriority w:val="99"/>
     <w:pPr>
       <w:spacing w:after="0" w:line="240" w:lineRule="auto"/>
@@ -4463,7 +4736,7 @@
         <w:jc w:val="right"/>
       </w:pPr>
       <w:tcPr>
-        <w:shd w:color="ffffff"/>
+        <w:shd w:val="clear" w:color="ffffff"/>
         <w:tcBorders>
           <w:top w:val="none" w:color="000000" w:sz="4" w:space="0"/>
           <w:left w:val="none" w:color="000000" w:sz="4" w:space="0"/>
@@ -4493,7 +4766,7 @@
         <w:color w:val="404040"/>
       </w:rPr>
       <w:tcPr>
-        <w:shd w:color="ffffff"/>
+        <w:shd w:val="clear" w:color="ffffff"/>
         <w:tcBorders>
           <w:top w:val="none" w:color="000000" w:sz="4" w:space="0"/>
           <w:left w:val="none" w:color="000000" w:sz="4" w:space="0"/>
@@ -4518,9 +4791,9 @@
       </w:tcPr>
     </w:tblStylePr>
   </w:style>
-  <w:style w:type="table" w:styleId="72">
+  <w:style w:type="table" w:styleId="710">
     <w:name w:val="Grid Table 3 - Accent 2"/>
-    <w:basedOn w:val="619"/>
+    <w:basedOn w:val="832"/>
     <w:uiPriority w:val="99"/>
     <w:pPr>
       <w:spacing w:after="0" w:line="240" w:lineRule="auto"/>
@@ -4564,7 +4837,7 @@
         <w:jc w:val="right"/>
       </w:pPr>
       <w:tcPr>
-        <w:shd w:color="ffffff"/>
+        <w:shd w:val="clear" w:color="ffffff"/>
         <w:tcBorders>
           <w:top w:val="none" w:color="000000" w:sz="4" w:space="0"/>
           <w:left w:val="none" w:color="000000" w:sz="4" w:space="0"/>
@@ -4594,7 +4867,7 @@
         <w:color w:val="404040"/>
       </w:rPr>
       <w:tcPr>
-        <w:shd w:color="ffffff"/>
+        <w:shd w:val="clear" w:color="ffffff"/>
         <w:tcBorders>
           <w:top w:val="none" w:color="000000" w:sz="4" w:space="0"/>
           <w:left w:val="none" w:color="000000" w:sz="4" w:space="0"/>
@@ -4619,9 +4892,9 @@
       </w:tcPr>
     </w:tblStylePr>
   </w:style>
-  <w:style w:type="table" w:styleId="73">
+  <w:style w:type="table" w:styleId="711">
     <w:name w:val="Grid Table 3 - Accent 3"/>
-    <w:basedOn w:val="619"/>
+    <w:basedOn w:val="832"/>
     <w:uiPriority w:val="99"/>
     <w:pPr>
       <w:spacing w:after="0" w:line="240" w:lineRule="auto"/>
@@ -4665,7 +4938,7 @@
         <w:jc w:val="right"/>
       </w:pPr>
       <w:tcPr>
-        <w:shd w:color="ffffff"/>
+        <w:shd w:val="clear" w:color="ffffff"/>
         <w:tcBorders>
           <w:top w:val="none" w:color="000000" w:sz="4" w:space="0"/>
           <w:left w:val="none" w:color="000000" w:sz="4" w:space="0"/>
@@ -4695,7 +4968,7 @@
         <w:color w:val="404040"/>
       </w:rPr>
       <w:tcPr>
-        <w:shd w:color="ffffff"/>
+        <w:shd w:val="clear" w:color="ffffff"/>
         <w:tcBorders>
           <w:top w:val="none" w:color="000000" w:sz="4" w:space="0"/>
           <w:left w:val="none" w:color="000000" w:sz="4" w:space="0"/>
@@ -4720,9 +4993,9 @@
       </w:tcPr>
     </w:tblStylePr>
   </w:style>
-  <w:style w:type="table" w:styleId="74">
+  <w:style w:type="table" w:styleId="712">
     <w:name w:val="Grid Table 3 - Accent 4"/>
-    <w:basedOn w:val="619"/>
+    <w:basedOn w:val="832"/>
     <w:uiPriority w:val="99"/>
     <w:pPr>
       <w:spacing w:after="0" w:line="240" w:lineRule="auto"/>
@@ -4766,7 +5039,7 @@
         <w:jc w:val="right"/>
       </w:pPr>
       <w:tcPr>
-        <w:shd w:color="ffffff"/>
+        <w:shd w:val="clear" w:color="ffffff"/>
         <w:tcBorders>
           <w:top w:val="none" w:color="000000" w:sz="4" w:space="0"/>
           <w:left w:val="none" w:color="000000" w:sz="4" w:space="0"/>
@@ -4796,7 +5069,7 @@
         <w:color w:val="404040"/>
       </w:rPr>
       <w:tcPr>
-        <w:shd w:color="ffffff"/>
+        <w:shd w:val="clear" w:color="ffffff"/>
         <w:tcBorders>
           <w:top w:val="none" w:color="000000" w:sz="4" w:space="0"/>
           <w:left w:val="none" w:color="000000" w:sz="4" w:space="0"/>
@@ -4821,9 +5094,9 @@
       </w:tcPr>
     </w:tblStylePr>
   </w:style>
-  <w:style w:type="table" w:styleId="75">
+  <w:style w:type="table" w:styleId="713">
     <w:name w:val="Grid Table 3 - Accent 5"/>
-    <w:basedOn w:val="619"/>
+    <w:basedOn w:val="832"/>
     <w:uiPriority w:val="99"/>
     <w:pPr>
       <w:spacing w:after="0" w:line="240" w:lineRule="auto"/>
@@ -4867,7 +5140,7 @@
         <w:jc w:val="right"/>
       </w:pPr>
       <w:tcPr>
-        <w:shd w:color="ffffff"/>
+        <w:shd w:val="clear" w:color="ffffff"/>
         <w:tcBorders>
           <w:top w:val="none" w:color="000000" w:sz="4" w:space="0"/>
           <w:left w:val="none" w:color="000000" w:sz="4" w:space="0"/>
@@ -4897,7 +5170,7 @@
         <w:color w:val="404040"/>
       </w:rPr>
       <w:tcPr>
-        <w:shd w:color="ffffff"/>
+        <w:shd w:val="clear" w:color="ffffff"/>
         <w:tcBorders>
           <w:top w:val="none" w:color="000000" w:sz="4" w:space="0"/>
           <w:left w:val="none" w:color="000000" w:sz="4" w:space="0"/>
@@ -4922,9 +5195,9 @@
       </w:tcPr>
     </w:tblStylePr>
   </w:style>
-  <w:style w:type="table" w:styleId="76">
+  <w:style w:type="table" w:styleId="714">
     <w:name w:val="Grid Table 3 - Accent 6"/>
-    <w:basedOn w:val="619"/>
+    <w:basedOn w:val="832"/>
     <w:uiPriority w:val="99"/>
     <w:pPr>
       <w:spacing w:after="0" w:line="240" w:lineRule="auto"/>
@@ -4968,7 +5241,7 @@
         <w:jc w:val="right"/>
       </w:pPr>
       <w:tcPr>
-        <w:shd w:color="ffffff"/>
+        <w:shd w:val="clear" w:color="ffffff"/>
         <w:tcBorders>
           <w:top w:val="none" w:color="000000" w:sz="4" w:space="0"/>
           <w:left w:val="none" w:color="000000" w:sz="4" w:space="0"/>
@@ -4998,7 +5271,7 @@
         <w:color w:val="404040"/>
       </w:rPr>
       <w:tcPr>
-        <w:shd w:color="ffffff"/>
+        <w:shd w:val="clear" w:color="ffffff"/>
         <w:tcBorders>
           <w:top w:val="none" w:color="000000" w:sz="4" w:space="0"/>
           <w:left w:val="none" w:color="000000" w:sz="4" w:space="0"/>
@@ -5023,9 +5296,9 @@
       </w:tcPr>
     </w:tblStylePr>
   </w:style>
-  <w:style w:type="table" w:styleId="77">
+  <w:style w:type="table" w:styleId="715">
     <w:name w:val="Grid Table 4"/>
-    <w:basedOn w:val="619"/>
+    <w:basedOn w:val="832"/>
     <w:uiPriority w:val="59"/>
     <w:pPr>
       <w:spacing w:after="0" w:line="240" w:lineRule="auto"/>
@@ -5104,9 +5377,9 @@
       </w:tcPr>
     </w:tblStylePr>
   </w:style>
-  <w:style w:type="table" w:styleId="78">
+  <w:style w:type="table" w:styleId="716">
     <w:name w:val="Grid Table 4 - Accent 1"/>
-    <w:basedOn w:val="619"/>
+    <w:basedOn w:val="832"/>
     <w:uiPriority w:val="59"/>
     <w:pPr>
       <w:spacing w:after="0" w:line="240" w:lineRule="auto"/>
@@ -5185,9 +5458,9 @@
       </w:tcPr>
     </w:tblStylePr>
   </w:style>
-  <w:style w:type="table" w:styleId="79">
+  <w:style w:type="table" w:styleId="717">
     <w:name w:val="Grid Table 4 - Accent 2"/>
-    <w:basedOn w:val="619"/>
+    <w:basedOn w:val="832"/>
     <w:uiPriority w:val="59"/>
     <w:pPr>
       <w:spacing w:after="0" w:line="240" w:lineRule="auto"/>
@@ -5266,9 +5539,9 @@
       </w:tcPr>
     </w:tblStylePr>
   </w:style>
-  <w:style w:type="table" w:styleId="80">
+  <w:style w:type="table" w:styleId="718">
     <w:name w:val="Grid Table 4 - Accent 3"/>
-    <w:basedOn w:val="619"/>
+    <w:basedOn w:val="832"/>
     <w:uiPriority w:val="59"/>
     <w:pPr>
       <w:spacing w:after="0" w:line="240" w:lineRule="auto"/>
@@ -5347,9 +5620,9 @@
       </w:tcPr>
     </w:tblStylePr>
   </w:style>
-  <w:style w:type="table" w:styleId="81">
+  <w:style w:type="table" w:styleId="719">
     <w:name w:val="Grid Table 4 - Accent 4"/>
-    <w:basedOn w:val="619"/>
+    <w:basedOn w:val="832"/>
     <w:uiPriority w:val="59"/>
     <w:pPr>
       <w:spacing w:after="0" w:line="240" w:lineRule="auto"/>
@@ -5428,9 +5701,9 @@
       </w:tcPr>
     </w:tblStylePr>
   </w:style>
-  <w:style w:type="table" w:styleId="82">
+  <w:style w:type="table" w:styleId="720">
     <w:name w:val="Grid Table 4 - Accent 5"/>
-    <w:basedOn w:val="619"/>
+    <w:basedOn w:val="832"/>
     <w:uiPriority w:val="59"/>
     <w:pPr>
       <w:spacing w:after="0" w:line="240" w:lineRule="auto"/>
@@ -5509,9 +5782,9 @@
       </w:tcPr>
     </w:tblStylePr>
   </w:style>
-  <w:style w:type="table" w:styleId="83">
+  <w:style w:type="table" w:styleId="721">
     <w:name w:val="Grid Table 4 - Accent 6"/>
-    <w:basedOn w:val="619"/>
+    <w:basedOn w:val="832"/>
     <w:uiPriority w:val="59"/>
     <w:pPr>
       <w:spacing w:after="0" w:line="240" w:lineRule="auto"/>
@@ -5590,9 +5863,9 @@
       </w:tcPr>
     </w:tblStylePr>
   </w:style>
-  <w:style w:type="table" w:styleId="84">
+  <w:style w:type="table" w:styleId="722">
     <w:name w:val="Grid Table 5 Dark"/>
-    <w:basedOn w:val="619"/>
+    <w:basedOn w:val="832"/>
     <w:uiPriority w:val="99"/>
     <w:pPr>
       <w:spacing w:after="0" w:line="240" w:lineRule="auto"/>
@@ -5669,9 +5942,9 @@
       </w:tcPr>
     </w:tblStylePr>
   </w:style>
-  <w:style w:type="table" w:styleId="85">
+  <w:style w:type="table" w:styleId="723">
     <w:name w:val="Grid Table 5 Dark- Accent 1"/>
-    <w:basedOn w:val="619"/>
+    <w:basedOn w:val="832"/>
     <w:uiPriority w:val="99"/>
     <w:pPr>
       <w:spacing w:after="0" w:line="240" w:lineRule="auto"/>
@@ -5748,9 +6021,9 @@
       </w:tcPr>
     </w:tblStylePr>
   </w:style>
-  <w:style w:type="table" w:styleId="86">
+  <w:style w:type="table" w:styleId="724">
     <w:name w:val="Grid Table 5 Dark - Accent 2"/>
-    <w:basedOn w:val="619"/>
+    <w:basedOn w:val="832"/>
     <w:uiPriority w:val="99"/>
     <w:pPr>
       <w:spacing w:after="0" w:line="240" w:lineRule="auto"/>
@@ -5827,9 +6100,9 @@
       </w:tcPr>
     </w:tblStylePr>
   </w:style>
-  <w:style w:type="table" w:styleId="87">
+  <w:style w:type="table" w:styleId="725">
     <w:name w:val="Grid Table 5 Dark - Accent 3"/>
-    <w:basedOn w:val="619"/>
+    <w:basedOn w:val="832"/>
     <w:uiPriority w:val="99"/>
     <w:pPr>
       <w:spacing w:after="0" w:line="240" w:lineRule="auto"/>
@@ -5906,9 +6179,9 @@
       </w:tcPr>
     </w:tblStylePr>
   </w:style>
-  <w:style w:type="table" w:styleId="88">
+  <w:style w:type="table" w:styleId="726">
     <w:name w:val="Grid Table 5 Dark- Accent 4"/>
-    <w:basedOn w:val="619"/>
+    <w:basedOn w:val="832"/>
     <w:uiPriority w:val="99"/>
     <w:pPr>
       <w:spacing w:after="0" w:line="240" w:lineRule="auto"/>
@@ -5985,9 +6258,9 @@
       </w:tcPr>
     </w:tblStylePr>
   </w:style>
-  <w:style w:type="table" w:styleId="89">
+  <w:style w:type="table" w:styleId="727">
     <w:name w:val="Grid Table 5 Dark - Accent 5"/>
-    <w:basedOn w:val="619"/>
+    <w:basedOn w:val="832"/>
     <w:uiPriority w:val="99"/>
     <w:pPr>
       <w:spacing w:after="0" w:line="240" w:lineRule="auto"/>
@@ -6064,9 +6337,9 @@
       </w:tcPr>
     </w:tblStylePr>
   </w:style>
-  <w:style w:type="table" w:styleId="90">
+  <w:style w:type="table" w:styleId="728">
     <w:name w:val="Grid Table 5 Dark - Accent 6"/>
-    <w:basedOn w:val="619"/>
+    <w:basedOn w:val="832"/>
     <w:uiPriority w:val="99"/>
     <w:pPr>
       <w:spacing w:after="0" w:line="240" w:lineRule="auto"/>
@@ -6143,9 +6416,9 @@
       </w:tcPr>
     </w:tblStylePr>
   </w:style>
-  <w:style w:type="table" w:styleId="91">
+  <w:style w:type="table" w:styleId="729">
     <w:name w:val="Grid Table 6 Colorful"/>
-    <w:basedOn w:val="619"/>
+    <w:basedOn w:val="832"/>
     <w:uiPriority w:val="99"/>
     <w:pPr>
       <w:spacing w:after="0" w:line="240" w:lineRule="auto"/>
@@ -6222,9 +6495,9 @@
       </w:rPr>
     </w:tblStylePr>
   </w:style>
-  <w:style w:type="table" w:styleId="92">
+  <w:style w:type="table" w:styleId="730">
     <w:name w:val="Grid Table 6 Colorful - Accent 1"/>
-    <w:basedOn w:val="619"/>
+    <w:basedOn w:val="832"/>
     <w:uiPriority w:val="99"/>
     <w:pPr>
       <w:spacing w:after="0" w:line="240" w:lineRule="auto"/>
@@ -6301,9 +6574,9 @@
       </w:rPr>
     </w:tblStylePr>
   </w:style>
-  <w:style w:type="table" w:styleId="93">
+  <w:style w:type="table" w:styleId="731">
     <w:name w:val="Grid Table 6 Colorful - Accent 2"/>
-    <w:basedOn w:val="619"/>
+    <w:basedOn w:val="832"/>
     <w:uiPriority w:val="99"/>
     <w:pPr>
       <w:spacing w:after="0" w:line="240" w:lineRule="auto"/>
@@ -6380,9 +6653,9 @@
       </w:rPr>
     </w:tblStylePr>
   </w:style>
-  <w:style w:type="table" w:styleId="94">
+  <w:style w:type="table" w:styleId="732">
     <w:name w:val="Grid Table 6 Colorful - Accent 3"/>
-    <w:basedOn w:val="619"/>
+    <w:basedOn w:val="832"/>
     <w:uiPriority w:val="99"/>
     <w:pPr>
       <w:spacing w:after="0" w:line="240" w:lineRule="auto"/>
@@ -6459,9 +6732,9 @@
       </w:rPr>
     </w:tblStylePr>
   </w:style>
-  <w:style w:type="table" w:styleId="95">
+  <w:style w:type="table" w:styleId="733">
     <w:name w:val="Grid Table 6 Colorful - Accent 4"/>
-    <w:basedOn w:val="619"/>
+    <w:basedOn w:val="832"/>
     <w:uiPriority w:val="99"/>
     <w:pPr>
       <w:spacing w:after="0" w:line="240" w:lineRule="auto"/>
@@ -6538,9 +6811,9 @@
       </w:rPr>
     </w:tblStylePr>
   </w:style>
-  <w:style w:type="table" w:styleId="96">
+  <w:style w:type="table" w:styleId="734">
     <w:name w:val="Grid Table 6 Colorful - Accent 5"/>
-    <w:basedOn w:val="619"/>
+    <w:basedOn w:val="832"/>
     <w:uiPriority w:val="99"/>
     <w:pPr>
       <w:spacing w:after="0" w:line="240" w:lineRule="auto"/>
@@ -6617,9 +6890,9 @@
       </w:rPr>
     </w:tblStylePr>
   </w:style>
-  <w:style w:type="table" w:styleId="97">
+  <w:style w:type="table" w:styleId="735">
     <w:name w:val="Grid Table 6 Colorful - Accent 6"/>
-    <w:basedOn w:val="619"/>
+    <w:basedOn w:val="832"/>
     <w:uiPriority w:val="99"/>
     <w:pPr>
       <w:spacing w:after="0" w:line="240" w:lineRule="auto"/>
@@ -6696,9 +6969,9 @@
       </w:rPr>
     </w:tblStylePr>
   </w:style>
-  <w:style w:type="table" w:styleId="98">
+  <w:style w:type="table" w:styleId="736">
     <w:name w:val="Grid Table 7 Colorful"/>
-    <w:basedOn w:val="619"/>
+    <w:basedOn w:val="832"/>
     <w:uiPriority w:val="99"/>
     <w:pPr>
       <w:spacing w:after="0" w:line="240" w:lineRule="auto"/>
@@ -6747,11 +7020,11 @@
         <w:jc w:val="right"/>
       </w:pPr>
       <w:tcPr>
-        <w:shd w:color="ffffff"/>
-        <w:tcBorders>
-          <w:top w:val="none"/>
-          <w:left w:val="none"/>
-          <w:bottom w:val="none"/>
+        <w:shd w:val="clear" w:color="ffffff"/>
+        <w:tcBorders>
+          <w:top w:val="none" w:color="000000" w:sz="4" w:space="0"/>
+          <w:left w:val="none" w:color="000000" w:sz="4" w:space="0"/>
+          <w:bottom w:val="none" w:color="000000" w:sz="4" w:space="0"/>
           <w:right w:val="single" w:color="000000" w:themeColor="text1" w:themeTint="80" w:sz="4" w:space="0"/>
         </w:tcBorders>
       </w:tcPr>
@@ -6766,10 +7039,10 @@
       <w:tcPr>
         <w:shd w:val="clear" w:color="ffffff" w:themeColor="light1" w:fill="ffffff" w:themeFill="light1"/>
         <w:tcBorders>
-          <w:top w:val="none"/>
-          <w:left w:val="none"/>
+          <w:top w:val="none" w:color="000000" w:sz="4" w:space="0"/>
+          <w:left w:val="none" w:color="000000" w:sz="4" w:space="0"/>
           <w:bottom w:val="single" w:color="000000" w:themeColor="text1" w:themeTint="80" w:sz="4" w:space="0"/>
-          <w:right w:val="none"/>
+          <w:right w:val="none" w:color="000000" w:sz="4" w:space="0"/>
         </w:tcBorders>
       </w:tcPr>
     </w:tblStylePr>
@@ -6781,12 +7054,12 @@
         <w:sz w:val="22"/>
       </w:rPr>
       <w:tcPr>
-        <w:shd w:color="ffffff"/>
-        <w:tcBorders>
-          <w:top w:val="none"/>
+        <w:shd w:val="clear" w:color="ffffff"/>
+        <w:tcBorders>
+          <w:top w:val="none" w:color="000000" w:sz="4" w:space="0"/>
           <w:left w:val="single" w:color="000000" w:themeColor="text1" w:themeTint="80" w:sz="4" w:space="0"/>
-          <w:bottom w:val="none"/>
-          <w:right w:val="none"/>
+          <w:bottom w:val="none" w:color="000000" w:sz="4" w:space="0"/>
+          <w:right w:val="none" w:color="000000" w:sz="4" w:space="0"/>
         </w:tcBorders>
       </w:tcPr>
     </w:tblStylePr>
@@ -6801,16 +7074,16 @@
         <w:shd w:val="clear" w:color="ffffff" w:themeColor="light1" w:fill="ffffff" w:themeFill="light1"/>
         <w:tcBorders>
           <w:top w:val="single" w:color="000000" w:themeColor="text1" w:themeTint="80" w:sz="4" w:space="0"/>
-          <w:left w:val="none"/>
-          <w:bottom w:val="none"/>
-          <w:right w:val="none"/>
-        </w:tcBorders>
-      </w:tcPr>
-    </w:tblStylePr>
-  </w:style>
-  <w:style w:type="table" w:styleId="99">
+          <w:left w:val="none" w:color="000000" w:sz="4" w:space="0"/>
+          <w:bottom w:val="none" w:color="000000" w:sz="4" w:space="0"/>
+          <w:right w:val="none" w:color="000000" w:sz="4" w:space="0"/>
+        </w:tcBorders>
+      </w:tcPr>
+    </w:tblStylePr>
+  </w:style>
+  <w:style w:type="table" w:styleId="737">
     <w:name w:val="Grid Table 7 Colorful - Accent 1"/>
-    <w:basedOn w:val="619"/>
+    <w:basedOn w:val="832"/>
     <w:uiPriority w:val="99"/>
     <w:pPr>
       <w:spacing w:after="0" w:line="240" w:lineRule="auto"/>
@@ -6859,11 +7132,11 @@
         <w:jc w:val="right"/>
       </w:pPr>
       <w:tcPr>
-        <w:shd w:color="ffffff"/>
-        <w:tcBorders>
-          <w:top w:val="none"/>
-          <w:left w:val="none"/>
-          <w:bottom w:val="none"/>
+        <w:shd w:val="clear" w:color="ffffff"/>
+        <w:tcBorders>
+          <w:top w:val="none" w:color="000000" w:sz="4" w:space="0"/>
+          <w:left w:val="none" w:color="000000" w:sz="4" w:space="0"/>
+          <w:bottom w:val="none" w:color="000000" w:sz="4" w:space="0"/>
           <w:right w:val="single" w:color="000000" w:themeColor="accent1" w:themeTint="80" w:sz="4" w:space="0"/>
         </w:tcBorders>
       </w:tcPr>
@@ -6878,10 +7151,10 @@
       <w:tcPr>
         <w:shd w:val="clear" w:color="ffffff" w:themeColor="light1" w:fill="ffffff" w:themeFill="light1"/>
         <w:tcBorders>
-          <w:top w:val="none"/>
-          <w:left w:val="none"/>
+          <w:top w:val="none" w:color="000000" w:sz="4" w:space="0"/>
+          <w:left w:val="none" w:color="000000" w:sz="4" w:space="0"/>
           <w:bottom w:val="single" w:color="000000" w:themeColor="accent1" w:themeTint="80" w:sz="4" w:space="0"/>
-          <w:right w:val="none"/>
+          <w:right w:val="none" w:color="000000" w:sz="4" w:space="0"/>
         </w:tcBorders>
       </w:tcPr>
     </w:tblStylePr>
@@ -6893,12 +7166,12 @@
         <w:sz w:val="22"/>
       </w:rPr>
       <w:tcPr>
-        <w:shd w:color="ffffff"/>
-        <w:tcBorders>
-          <w:top w:val="none"/>
+        <w:shd w:val="clear" w:color="ffffff"/>
+        <w:tcBorders>
+          <w:top w:val="none" w:color="000000" w:sz="4" w:space="0"/>
           <w:left w:val="single" w:color="000000" w:themeColor="accent1" w:themeTint="80" w:sz="4" w:space="0"/>
-          <w:bottom w:val="none"/>
-          <w:right w:val="none"/>
+          <w:bottom w:val="none" w:color="000000" w:sz="4" w:space="0"/>
+          <w:right w:val="none" w:color="000000" w:sz="4" w:space="0"/>
         </w:tcBorders>
       </w:tcPr>
     </w:tblStylePr>
@@ -6913,16 +7186,16 @@
         <w:shd w:val="clear" w:color="ffffff" w:themeColor="light1" w:fill="ffffff" w:themeFill="light1"/>
         <w:tcBorders>
           <w:top w:val="single" w:color="000000" w:themeColor="accent1" w:themeTint="80" w:sz="4" w:space="0"/>
-          <w:left w:val="none"/>
-          <w:bottom w:val="none"/>
-          <w:right w:val="none"/>
-        </w:tcBorders>
-      </w:tcPr>
-    </w:tblStylePr>
-  </w:style>
-  <w:style w:type="table" w:styleId="100">
+          <w:left w:val="none" w:color="000000" w:sz="4" w:space="0"/>
+          <w:bottom w:val="none" w:color="000000" w:sz="4" w:space="0"/>
+          <w:right w:val="none" w:color="000000" w:sz="4" w:space="0"/>
+        </w:tcBorders>
+      </w:tcPr>
+    </w:tblStylePr>
+  </w:style>
+  <w:style w:type="table" w:styleId="738">
     <w:name w:val="Grid Table 7 Colorful - Accent 2"/>
-    <w:basedOn w:val="619"/>
+    <w:basedOn w:val="832"/>
     <w:uiPriority w:val="99"/>
     <w:pPr>
       <w:spacing w:after="0" w:line="240" w:lineRule="auto"/>
@@ -6971,11 +7244,11 @@
         <w:jc w:val="right"/>
       </w:pPr>
       <w:tcPr>
-        <w:shd w:color="ffffff"/>
-        <w:tcBorders>
-          <w:top w:val="none"/>
-          <w:left w:val="none"/>
-          <w:bottom w:val="none"/>
+        <w:shd w:val="clear" w:color="ffffff"/>
+        <w:tcBorders>
+          <w:top w:val="none" w:color="000000" w:sz="4" w:space="0"/>
+          <w:left w:val="none" w:color="000000" w:sz="4" w:space="0"/>
+          <w:bottom w:val="none" w:color="000000" w:sz="4" w:space="0"/>
           <w:right w:val="single" w:color="000000" w:themeColor="accent2" w:themeTint="97" w:sz="4" w:space="0"/>
         </w:tcBorders>
       </w:tcPr>
@@ -6990,10 +7263,10 @@
       <w:tcPr>
         <w:shd w:val="clear" w:color="ffffff" w:themeColor="light1" w:fill="ffffff" w:themeFill="light1"/>
         <w:tcBorders>
-          <w:top w:val="none"/>
-          <w:left w:val="none"/>
+          <w:top w:val="none" w:color="000000" w:sz="4" w:space="0"/>
+          <w:left w:val="none" w:color="000000" w:sz="4" w:space="0"/>
           <w:bottom w:val="single" w:color="000000" w:themeColor="accent2" w:themeTint="97" w:sz="4" w:space="0"/>
-          <w:right w:val="none"/>
+          <w:right w:val="none" w:color="000000" w:sz="4" w:space="0"/>
         </w:tcBorders>
       </w:tcPr>
     </w:tblStylePr>
@@ -7005,12 +7278,12 @@
         <w:sz w:val="22"/>
       </w:rPr>
       <w:tcPr>
-        <w:shd w:color="ffffff"/>
-        <w:tcBorders>
-          <w:top w:val="none"/>
+        <w:shd w:val="clear" w:color="ffffff"/>
+        <w:tcBorders>
+          <w:top w:val="none" w:color="000000" w:sz="4" w:space="0"/>
           <w:left w:val="single" w:color="000000" w:themeColor="accent2" w:themeTint="97" w:sz="4" w:space="0"/>
-          <w:bottom w:val="none"/>
-          <w:right w:val="none"/>
+          <w:bottom w:val="none" w:color="000000" w:sz="4" w:space="0"/>
+          <w:right w:val="none" w:color="000000" w:sz="4" w:space="0"/>
         </w:tcBorders>
       </w:tcPr>
     </w:tblStylePr>
@@ -7025,16 +7298,16 @@
         <w:shd w:val="clear" w:color="ffffff" w:themeColor="light1" w:fill="ffffff" w:themeFill="light1"/>
         <w:tcBorders>
           <w:top w:val="single" w:color="000000" w:themeColor="accent2" w:themeTint="97" w:sz="4" w:space="0"/>
-          <w:left w:val="none"/>
-          <w:bottom w:val="none"/>
-          <w:right w:val="none"/>
-        </w:tcBorders>
-      </w:tcPr>
-    </w:tblStylePr>
-  </w:style>
-  <w:style w:type="table" w:styleId="101">
+          <w:left w:val="none" w:color="000000" w:sz="4" w:space="0"/>
+          <w:bottom w:val="none" w:color="000000" w:sz="4" w:space="0"/>
+          <w:right w:val="none" w:color="000000" w:sz="4" w:space="0"/>
+        </w:tcBorders>
+      </w:tcPr>
+    </w:tblStylePr>
+  </w:style>
+  <w:style w:type="table" w:styleId="739">
     <w:name w:val="Grid Table 7 Colorful - Accent 3"/>
-    <w:basedOn w:val="619"/>
+    <w:basedOn w:val="832"/>
     <w:uiPriority w:val="99"/>
     <w:pPr>
       <w:spacing w:after="0" w:line="240" w:lineRule="auto"/>
@@ -7083,11 +7356,11 @@
         <w:jc w:val="right"/>
       </w:pPr>
       <w:tcPr>
-        <w:shd w:color="ffffff"/>
-        <w:tcBorders>
-          <w:top w:val="none"/>
-          <w:left w:val="none"/>
-          <w:bottom w:val="none"/>
+        <w:shd w:val="clear" w:color="ffffff"/>
+        <w:tcBorders>
+          <w:top w:val="none" w:color="000000" w:sz="4" w:space="0"/>
+          <w:left w:val="none" w:color="000000" w:sz="4" w:space="0"/>
+          <w:bottom w:val="none" w:color="000000" w:sz="4" w:space="0"/>
           <w:right w:val="single" w:color="000000" w:themeColor="accent3" w:themeTint="FE" w:sz="4" w:space="0"/>
         </w:tcBorders>
       </w:tcPr>
@@ -7102,10 +7375,10 @@
       <w:tcPr>
         <w:shd w:val="clear" w:color="ffffff" w:themeColor="light1" w:fill="ffffff" w:themeFill="light1"/>
         <w:tcBorders>
-          <w:top w:val="none"/>
-          <w:left w:val="none"/>
+          <w:top w:val="none" w:color="000000" w:sz="4" w:space="0"/>
+          <w:left w:val="none" w:color="000000" w:sz="4" w:space="0"/>
           <w:bottom w:val="single" w:color="000000" w:themeColor="accent3" w:themeTint="FE" w:sz="4" w:space="0"/>
-          <w:right w:val="none"/>
+          <w:right w:val="none" w:color="000000" w:sz="4" w:space="0"/>
         </w:tcBorders>
       </w:tcPr>
     </w:tblStylePr>
@@ -7117,12 +7390,12 @@
         <w:sz w:val="22"/>
       </w:rPr>
       <w:tcPr>
-        <w:shd w:color="ffffff"/>
-        <w:tcBorders>
-          <w:top w:val="none"/>
+        <w:shd w:val="clear" w:color="ffffff"/>
+        <w:tcBorders>
+          <w:top w:val="none" w:color="000000" w:sz="4" w:space="0"/>
           <w:left w:val="single" w:color="000000" w:themeColor="accent3" w:themeTint="FE" w:sz="4" w:space="0"/>
-          <w:bottom w:val="none"/>
-          <w:right w:val="none"/>
+          <w:bottom w:val="none" w:color="000000" w:sz="4" w:space="0"/>
+          <w:right w:val="none" w:color="000000" w:sz="4" w:space="0"/>
         </w:tcBorders>
       </w:tcPr>
     </w:tblStylePr>
@@ -7137,16 +7410,16 @@
         <w:shd w:val="clear" w:color="ffffff" w:themeColor="light1" w:fill="ffffff" w:themeFill="light1"/>
         <w:tcBorders>
           <w:top w:val="single" w:color="000000" w:themeColor="accent3" w:themeTint="FE" w:sz="4" w:space="0"/>
-          <w:left w:val="none"/>
-          <w:bottom w:val="none"/>
-          <w:right w:val="none"/>
-        </w:tcBorders>
-      </w:tcPr>
-    </w:tblStylePr>
-  </w:style>
-  <w:style w:type="table" w:styleId="102">
+          <w:left w:val="none" w:color="000000" w:sz="4" w:space="0"/>
+          <w:bottom w:val="none" w:color="000000" w:sz="4" w:space="0"/>
+          <w:right w:val="none" w:color="000000" w:sz="4" w:space="0"/>
+        </w:tcBorders>
+      </w:tcPr>
+    </w:tblStylePr>
+  </w:style>
+  <w:style w:type="table" w:styleId="740">
     <w:name w:val="Grid Table 7 Colorful - Accent 4"/>
-    <w:basedOn w:val="619"/>
+    <w:basedOn w:val="832"/>
     <w:uiPriority w:val="99"/>
     <w:pPr>
       <w:spacing w:after="0" w:line="240" w:lineRule="auto"/>
@@ -7195,11 +7468,11 @@
         <w:jc w:val="right"/>
       </w:pPr>
       <w:tcPr>
-        <w:shd w:color="ffffff"/>
-        <w:tcBorders>
-          <w:top w:val="none"/>
-          <w:left w:val="none"/>
-          <w:bottom w:val="none"/>
+        <w:shd w:val="clear" w:color="ffffff"/>
+        <w:tcBorders>
+          <w:top w:val="none" w:color="000000" w:sz="4" w:space="0"/>
+          <w:left w:val="none" w:color="000000" w:sz="4" w:space="0"/>
+          <w:bottom w:val="none" w:color="000000" w:sz="4" w:space="0"/>
           <w:right w:val="single" w:color="000000" w:themeColor="accent4" w:themeTint="9A" w:sz="4" w:space="0"/>
         </w:tcBorders>
       </w:tcPr>
@@ -7214,10 +7487,10 @@
       <w:tcPr>
         <w:shd w:val="clear" w:color="ffffff" w:themeColor="light1" w:fill="ffffff" w:themeFill="light1"/>
         <w:tcBorders>
-          <w:top w:val="none"/>
-          <w:left w:val="none"/>
+          <w:top w:val="none" w:color="000000" w:sz="4" w:space="0"/>
+          <w:left w:val="none" w:color="000000" w:sz="4" w:space="0"/>
           <w:bottom w:val="single" w:color="000000" w:themeColor="accent4" w:themeTint="9A" w:sz="4" w:space="0"/>
-          <w:right w:val="none"/>
+          <w:right w:val="none" w:color="000000" w:sz="4" w:space="0"/>
         </w:tcBorders>
       </w:tcPr>
     </w:tblStylePr>
@@ -7229,12 +7502,12 @@
         <w:sz w:val="22"/>
       </w:rPr>
       <w:tcPr>
-        <w:shd w:color="ffffff"/>
-        <w:tcBorders>
-          <w:top w:val="none"/>
+        <w:shd w:val="clear" w:color="ffffff"/>
+        <w:tcBorders>
+          <w:top w:val="none" w:color="000000" w:sz="4" w:space="0"/>
           <w:left w:val="single" w:color="000000" w:themeColor="accent4" w:themeTint="9A" w:sz="4" w:space="0"/>
-          <w:bottom w:val="none"/>
-          <w:right w:val="none"/>
+          <w:bottom w:val="none" w:color="000000" w:sz="4" w:space="0"/>
+          <w:right w:val="none" w:color="000000" w:sz="4" w:space="0"/>
         </w:tcBorders>
       </w:tcPr>
     </w:tblStylePr>
@@ -7249,16 +7522,16 @@
         <w:shd w:val="clear" w:color="ffffff" w:themeColor="light1" w:fill="ffffff" w:themeFill="light1"/>
         <w:tcBorders>
           <w:top w:val="single" w:color="000000" w:themeColor="accent4" w:themeTint="9A" w:sz="4" w:space="0"/>
-          <w:left w:val="none"/>
-          <w:bottom w:val="none"/>
-          <w:right w:val="none"/>
-        </w:tcBorders>
-      </w:tcPr>
-    </w:tblStylePr>
-  </w:style>
-  <w:style w:type="table" w:styleId="103">
+          <w:left w:val="none" w:color="000000" w:sz="4" w:space="0"/>
+          <w:bottom w:val="none" w:color="000000" w:sz="4" w:space="0"/>
+          <w:right w:val="none" w:color="000000" w:sz="4" w:space="0"/>
+        </w:tcBorders>
+      </w:tcPr>
+    </w:tblStylePr>
+  </w:style>
+  <w:style w:type="table" w:styleId="741">
     <w:name w:val="Grid Table 7 Colorful - Accent 5"/>
-    <w:basedOn w:val="619"/>
+    <w:basedOn w:val="832"/>
     <w:uiPriority w:val="99"/>
     <w:pPr>
       <w:spacing w:after="0" w:line="240" w:lineRule="auto"/>
@@ -7307,11 +7580,11 @@
         <w:jc w:val="right"/>
       </w:pPr>
       <w:tcPr>
-        <w:shd w:color="ffffff"/>
-        <w:tcBorders>
-          <w:top w:val="none"/>
-          <w:left w:val="none"/>
-          <w:bottom w:val="none"/>
+        <w:shd w:val="clear" w:color="ffffff"/>
+        <w:tcBorders>
+          <w:top w:val="none" w:color="000000" w:sz="4" w:space="0"/>
+          <w:left w:val="none" w:color="000000" w:sz="4" w:space="0"/>
+          <w:bottom w:val="none" w:color="000000" w:sz="4" w:space="0"/>
           <w:right w:val="single" w:color="000000" w:themeColor="accent5" w:themeTint="90" w:sz="4" w:space="0"/>
         </w:tcBorders>
       </w:tcPr>
@@ -7326,10 +7599,10 @@
       <w:tcPr>
         <w:shd w:val="clear" w:color="ffffff" w:themeColor="light1" w:fill="ffffff" w:themeFill="light1"/>
         <w:tcBorders>
-          <w:top w:val="none"/>
-          <w:left w:val="none"/>
+          <w:top w:val="none" w:color="000000" w:sz="4" w:space="0"/>
+          <w:left w:val="none" w:color="000000" w:sz="4" w:space="0"/>
           <w:bottom w:val="single" w:color="000000" w:themeColor="accent5" w:themeTint="90" w:sz="4" w:space="0"/>
-          <w:right w:val="none"/>
+          <w:right w:val="none" w:color="000000" w:sz="4" w:space="0"/>
         </w:tcBorders>
       </w:tcPr>
     </w:tblStylePr>
@@ -7341,12 +7614,12 @@
         <w:sz w:val="22"/>
       </w:rPr>
       <w:tcPr>
-        <w:shd w:color="ffffff"/>
-        <w:tcBorders>
-          <w:top w:val="none"/>
+        <w:shd w:val="clear" w:color="ffffff"/>
+        <w:tcBorders>
+          <w:top w:val="none" w:color="000000" w:sz="4" w:space="0"/>
           <w:left w:val="single" w:color="000000" w:themeColor="accent5" w:themeTint="90" w:sz="4" w:space="0"/>
-          <w:bottom w:val="none"/>
-          <w:right w:val="none"/>
+          <w:bottom w:val="none" w:color="000000" w:sz="4" w:space="0"/>
+          <w:right w:val="none" w:color="000000" w:sz="4" w:space="0"/>
         </w:tcBorders>
       </w:tcPr>
     </w:tblStylePr>
@@ -7361,16 +7634,16 @@
         <w:shd w:val="clear" w:color="ffffff" w:themeColor="light1" w:fill="ffffff" w:themeFill="light1"/>
         <w:tcBorders>
           <w:top w:val="single" w:color="000000" w:themeColor="accent5" w:themeTint="90" w:sz="4" w:space="0"/>
-          <w:left w:val="none"/>
-          <w:bottom w:val="none"/>
-          <w:right w:val="none"/>
-        </w:tcBorders>
-      </w:tcPr>
-    </w:tblStylePr>
-  </w:style>
-  <w:style w:type="table" w:styleId="104">
+          <w:left w:val="none" w:color="000000" w:sz="4" w:space="0"/>
+          <w:bottom w:val="none" w:color="000000" w:sz="4" w:space="0"/>
+          <w:right w:val="none" w:color="000000" w:sz="4" w:space="0"/>
+        </w:tcBorders>
+      </w:tcPr>
+    </w:tblStylePr>
+  </w:style>
+  <w:style w:type="table" w:styleId="742">
     <w:name w:val="Grid Table 7 Colorful - Accent 6"/>
-    <w:basedOn w:val="619"/>
+    <w:basedOn w:val="832"/>
     <w:uiPriority w:val="99"/>
     <w:pPr>
       <w:spacing w:after="0" w:line="240" w:lineRule="auto"/>
@@ -7419,11 +7692,11 @@
         <w:jc w:val="right"/>
       </w:pPr>
       <w:tcPr>
-        <w:shd w:color="ffffff"/>
-        <w:tcBorders>
-          <w:top w:val="none"/>
-          <w:left w:val="none"/>
-          <w:bottom w:val="none"/>
+        <w:shd w:val="clear" w:color="ffffff"/>
+        <w:tcBorders>
+          <w:top w:val="none" w:color="000000" w:sz="4" w:space="0"/>
+          <w:left w:val="none" w:color="000000" w:sz="4" w:space="0"/>
+          <w:bottom w:val="none" w:color="000000" w:sz="4" w:space="0"/>
           <w:right w:val="single" w:color="000000" w:themeColor="accent6" w:themeTint="90" w:sz="4" w:space="0"/>
         </w:tcBorders>
       </w:tcPr>
@@ -7438,10 +7711,10 @@
       <w:tcPr>
         <w:shd w:val="clear" w:color="ffffff" w:themeColor="light1" w:fill="ffffff" w:themeFill="light1"/>
         <w:tcBorders>
-          <w:top w:val="none"/>
-          <w:left w:val="none"/>
+          <w:top w:val="none" w:color="000000" w:sz="4" w:space="0"/>
+          <w:left w:val="none" w:color="000000" w:sz="4" w:space="0"/>
           <w:bottom w:val="single" w:color="000000" w:themeColor="accent6" w:themeTint="90" w:sz="4" w:space="0"/>
-          <w:right w:val="none"/>
+          <w:right w:val="none" w:color="000000" w:sz="4" w:space="0"/>
         </w:tcBorders>
       </w:tcPr>
     </w:tblStylePr>
@@ -7453,12 +7726,12 @@
         <w:sz w:val="22"/>
       </w:rPr>
       <w:tcPr>
-        <w:shd w:color="ffffff"/>
-        <w:tcBorders>
-          <w:top w:val="none"/>
+        <w:shd w:val="clear" w:color="ffffff"/>
+        <w:tcBorders>
+          <w:top w:val="none" w:color="000000" w:sz="4" w:space="0"/>
           <w:left w:val="single" w:color="000000" w:themeColor="accent6" w:themeTint="90" w:sz="4" w:space="0"/>
-          <w:bottom w:val="none"/>
-          <w:right w:val="none"/>
+          <w:bottom w:val="none" w:color="000000" w:sz="4" w:space="0"/>
+          <w:right w:val="none" w:color="000000" w:sz="4" w:space="0"/>
         </w:tcBorders>
       </w:tcPr>
     </w:tblStylePr>
@@ -7473,16 +7746,16 @@
         <w:shd w:val="clear" w:color="ffffff" w:themeColor="light1" w:fill="ffffff" w:themeFill="light1"/>
         <w:tcBorders>
           <w:top w:val="single" w:color="000000" w:themeColor="accent6" w:themeTint="90" w:sz="4" w:space="0"/>
-          <w:left w:val="none"/>
-          <w:bottom w:val="none"/>
-          <w:right w:val="none"/>
-        </w:tcBorders>
-      </w:tcPr>
-    </w:tblStylePr>
-  </w:style>
-  <w:style w:type="table" w:styleId="105">
+          <w:left w:val="none" w:color="000000" w:sz="4" w:space="0"/>
+          <w:bottom w:val="none" w:color="000000" w:sz="4" w:space="0"/>
+          <w:right w:val="none" w:color="000000" w:sz="4" w:space="0"/>
+        </w:tcBorders>
+      </w:tcPr>
+    </w:tblStylePr>
+  </w:style>
+  <w:style w:type="table" w:styleId="743">
     <w:name w:val="List Table 1 Light"/>
-    <w:basedOn w:val="619"/>
+    <w:basedOn w:val="832"/>
     <w:uiPriority w:val="99"/>
     <w:pPr>
       <w:spacing w:after="0" w:line="240" w:lineRule="auto"/>
@@ -7543,9 +7816,9 @@
       </w:tcPr>
     </w:tblStylePr>
   </w:style>
-  <w:style w:type="table" w:styleId="106">
+  <w:style w:type="table" w:styleId="744">
     <w:name w:val="List Table 1 Light - Accent 1"/>
-    <w:basedOn w:val="619"/>
+    <w:basedOn w:val="832"/>
     <w:uiPriority w:val="99"/>
     <w:pPr>
       <w:spacing w:after="0" w:line="240" w:lineRule="auto"/>
@@ -7606,9 +7879,9 @@
       </w:tcPr>
     </w:tblStylePr>
   </w:style>
-  <w:style w:type="table" w:styleId="107">
+  <w:style w:type="table" w:styleId="745">
     <w:name w:val="List Table 1 Light - Accent 2"/>
-    <w:basedOn w:val="619"/>
+    <w:basedOn w:val="832"/>
     <w:uiPriority w:val="99"/>
     <w:pPr>
       <w:spacing w:after="0" w:line="240" w:lineRule="auto"/>
@@ -7669,9 +7942,9 @@
       </w:tcPr>
     </w:tblStylePr>
   </w:style>
-  <w:style w:type="table" w:styleId="108">
+  <w:style w:type="table" w:styleId="746">
     <w:name w:val="List Table 1 Light - Accent 3"/>
-    <w:basedOn w:val="619"/>
+    <w:basedOn w:val="832"/>
     <w:uiPriority w:val="99"/>
     <w:pPr>
       <w:spacing w:after="0" w:line="240" w:lineRule="auto"/>
@@ -7732,9 +8005,9 @@
       </w:tcPr>
     </w:tblStylePr>
   </w:style>
-  <w:style w:type="table" w:styleId="109">
+  <w:style w:type="table" w:styleId="747">
     <w:name w:val="List Table 1 Light - Accent 4"/>
-    <w:basedOn w:val="619"/>
+    <w:basedOn w:val="832"/>
     <w:uiPriority w:val="99"/>
     <w:pPr>
       <w:spacing w:after="0" w:line="240" w:lineRule="auto"/>
@@ -7795,9 +8068,9 @@
       </w:tcPr>
     </w:tblStylePr>
   </w:style>
-  <w:style w:type="table" w:styleId="110">
+  <w:style w:type="table" w:styleId="748">
     <w:name w:val="List Table 1 Light - Accent 5"/>
-    <w:basedOn w:val="619"/>
+    <w:basedOn w:val="832"/>
     <w:uiPriority w:val="99"/>
     <w:pPr>
       <w:spacing w:after="0" w:line="240" w:lineRule="auto"/>
@@ -7858,9 +8131,9 @@
       </w:tcPr>
     </w:tblStylePr>
   </w:style>
-  <w:style w:type="table" w:styleId="111">
+  <w:style w:type="table" w:styleId="749">
     <w:name w:val="List Table 1 Light - Accent 6"/>
-    <w:basedOn w:val="619"/>
+    <w:basedOn w:val="832"/>
     <w:uiPriority w:val="99"/>
     <w:pPr>
       <w:spacing w:after="0" w:line="240" w:lineRule="auto"/>
@@ -7921,9 +8194,9 @@
       </w:tcPr>
     </w:tblStylePr>
   </w:style>
-  <w:style w:type="table" w:styleId="112">
+  <w:style w:type="table" w:styleId="750">
     <w:name w:val="List Table 2"/>
-    <w:basedOn w:val="619"/>
+    <w:basedOn w:val="832"/>
     <w:uiPriority w:val="99"/>
     <w:pPr>
       <w:spacing w:after="0" w:line="240" w:lineRule="auto"/>
@@ -8007,9 +8280,9 @@
       </w:tcPr>
     </w:tblStylePr>
   </w:style>
-  <w:style w:type="table" w:styleId="113">
+  <w:style w:type="table" w:styleId="751">
     <w:name w:val="List Table 2 - Accent 1"/>
-    <w:basedOn w:val="619"/>
+    <w:basedOn w:val="832"/>
     <w:uiPriority w:val="99"/>
     <w:pPr>
       <w:spacing w:after="0" w:line="240" w:lineRule="auto"/>
@@ -8093,9 +8366,9 @@
       </w:tcPr>
     </w:tblStylePr>
   </w:style>
-  <w:style w:type="table" w:styleId="114">
+  <w:style w:type="table" w:styleId="752">
     <w:name w:val="List Table 2 - Accent 2"/>
-    <w:basedOn w:val="619"/>
+    <w:basedOn w:val="832"/>
     <w:uiPriority w:val="99"/>
     <w:pPr>
       <w:spacing w:after="0" w:line="240" w:lineRule="auto"/>
@@ -8179,9 +8452,9 @@
       </w:tcPr>
     </w:tblStylePr>
   </w:style>
-  <w:style w:type="table" w:styleId="115">
+  <w:style w:type="table" w:styleId="753">
     <w:name w:val="List Table 2 - Accent 3"/>
-    <w:basedOn w:val="619"/>
+    <w:basedOn w:val="832"/>
     <w:uiPriority w:val="99"/>
     <w:pPr>
       <w:spacing w:after="0" w:line="240" w:lineRule="auto"/>
@@ -8265,9 +8538,9 @@
       </w:tcPr>
     </w:tblStylePr>
   </w:style>
-  <w:style w:type="table" w:styleId="116">
+  <w:style w:type="table" w:styleId="754">
     <w:name w:val="List Table 2 - Accent 4"/>
-    <w:basedOn w:val="619"/>
+    <w:basedOn w:val="832"/>
     <w:uiPriority w:val="99"/>
     <w:pPr>
       <w:spacing w:after="0" w:line="240" w:lineRule="auto"/>
@@ -8351,9 +8624,9 @@
       </w:tcPr>
     </w:tblStylePr>
   </w:style>
-  <w:style w:type="table" w:styleId="117">
+  <w:style w:type="table" w:styleId="755">
     <w:name w:val="List Table 2 - Accent 5"/>
-    <w:basedOn w:val="619"/>
+    <w:basedOn w:val="832"/>
     <w:uiPriority w:val="99"/>
     <w:pPr>
       <w:spacing w:after="0" w:line="240" w:lineRule="auto"/>
@@ -8437,9 +8710,9 @@
       </w:tcPr>
     </w:tblStylePr>
   </w:style>
-  <w:style w:type="table" w:styleId="118">
+  <w:style w:type="table" w:styleId="756">
     <w:name w:val="List Table 2 - Accent 6"/>
-    <w:basedOn w:val="619"/>
+    <w:basedOn w:val="832"/>
     <w:uiPriority w:val="99"/>
     <w:pPr>
       <w:spacing w:after="0" w:line="240" w:lineRule="auto"/>
@@ -8523,9 +8796,9 @@
       </w:tcPr>
     </w:tblStylePr>
   </w:style>
-  <w:style w:type="table" w:styleId="119">
+  <w:style w:type="table" w:styleId="757">
     <w:name w:val="List Table 3"/>
-    <w:basedOn w:val="619"/>
+    <w:basedOn w:val="832"/>
     <w:uiPriority w:val="99"/>
     <w:pPr>
       <w:spacing w:after="0" w:line="240" w:lineRule="auto"/>
@@ -8597,9 +8870,9 @@
       </w:rPr>
     </w:tblStylePr>
   </w:style>
-  <w:style w:type="table" w:styleId="120">
+  <w:style w:type="table" w:styleId="758">
     <w:name w:val="List Table 3 - Accent 1"/>
-    <w:basedOn w:val="619"/>
+    <w:basedOn w:val="832"/>
     <w:uiPriority w:val="99"/>
     <w:pPr>
       <w:spacing w:after="0" w:line="240" w:lineRule="auto"/>
@@ -8671,9 +8944,9 @@
       </w:rPr>
     </w:tblStylePr>
   </w:style>
-  <w:style w:type="table" w:styleId="121">
+  <w:style w:type="table" w:styleId="759">
     <w:name w:val="List Table 3 - Accent 2"/>
-    <w:basedOn w:val="619"/>
+    <w:basedOn w:val="832"/>
     <w:uiPriority w:val="99"/>
     <w:pPr>
       <w:spacing w:after="0" w:line="240" w:lineRule="auto"/>
@@ -8745,9 +9018,9 @@
       </w:rPr>
     </w:tblStylePr>
   </w:style>
-  <w:style w:type="table" w:styleId="122">
+  <w:style w:type="table" w:styleId="760">
     <w:name w:val="List Table 3 - Accent 3"/>
-    <w:basedOn w:val="619"/>
+    <w:basedOn w:val="832"/>
     <w:uiPriority w:val="99"/>
     <w:pPr>
       <w:spacing w:after="0" w:line="240" w:lineRule="auto"/>
@@ -8819,9 +9092,9 @@
       </w:rPr>
     </w:tblStylePr>
   </w:style>
-  <w:style w:type="table" w:styleId="123">
+  <w:style w:type="table" w:styleId="761">
     <w:name w:val="List Table 3 - Accent 4"/>
-    <w:basedOn w:val="619"/>
+    <w:basedOn w:val="832"/>
     <w:uiPriority w:val="99"/>
     <w:pPr>
       <w:spacing w:after="0" w:line="240" w:lineRule="auto"/>
@@ -8893,9 +9166,9 @@
       </w:rPr>
     </w:tblStylePr>
   </w:style>
-  <w:style w:type="table" w:styleId="124">
+  <w:style w:type="table" w:styleId="762">
     <w:name w:val="List Table 3 - Accent 5"/>
-    <w:basedOn w:val="619"/>
+    <w:basedOn w:val="832"/>
     <w:uiPriority w:val="99"/>
     <w:pPr>
       <w:spacing w:after="0" w:line="240" w:lineRule="auto"/>
@@ -8967,9 +9240,9 @@
       </w:rPr>
     </w:tblStylePr>
   </w:style>
-  <w:style w:type="table" w:styleId="125">
+  <w:style w:type="table" w:styleId="763">
     <w:name w:val="List Table 3 - Accent 6"/>
-    <w:basedOn w:val="619"/>
+    <w:basedOn w:val="832"/>
     <w:uiPriority w:val="99"/>
     <w:pPr>
       <w:spacing w:after="0" w:line="240" w:lineRule="auto"/>
@@ -9041,9 +9314,9 @@
       </w:rPr>
     </w:tblStylePr>
   </w:style>
-  <w:style w:type="table" w:styleId="126">
+  <w:style w:type="table" w:styleId="764">
     <w:name w:val="List Table 4"/>
-    <w:basedOn w:val="619"/>
+    <w:basedOn w:val="832"/>
     <w:uiPriority w:val="99"/>
     <w:pPr>
       <w:spacing w:after="0" w:line="240" w:lineRule="auto"/>
@@ -9110,9 +9383,9 @@
       </w:rPr>
     </w:tblStylePr>
   </w:style>
-  <w:style w:type="table" w:styleId="127">
+  <w:style w:type="table" w:styleId="765">
     <w:name w:val="List Table 4 - Accent 1"/>
-    <w:basedOn w:val="619"/>
+    <w:basedOn w:val="832"/>
     <w:uiPriority w:val="99"/>
     <w:pPr>
       <w:spacing w:after="0" w:line="240" w:lineRule="auto"/>
@@ -9179,9 +9452,9 @@
       </w:rPr>
     </w:tblStylePr>
   </w:style>
-  <w:style w:type="table" w:styleId="128">
+  <w:style w:type="table" w:styleId="766">
     <w:name w:val="List Table 4 - Accent 2"/>
-    <w:basedOn w:val="619"/>
+    <w:basedOn w:val="832"/>
     <w:uiPriority w:val="99"/>
     <w:pPr>
       <w:spacing w:after="0" w:line="240" w:lineRule="auto"/>
@@ -9248,9 +9521,9 @@
       </w:rPr>
     </w:tblStylePr>
   </w:style>
-  <w:style w:type="table" w:styleId="129">
+  <w:style w:type="table" w:styleId="767">
     <w:name w:val="List Table 4 - Accent 3"/>
-    <w:basedOn w:val="619"/>
+    <w:basedOn w:val="832"/>
     <w:uiPriority w:val="99"/>
     <w:pPr>
       <w:spacing w:after="0" w:line="240" w:lineRule="auto"/>
@@ -9317,9 +9590,9 @@
       </w:rPr>
     </w:tblStylePr>
   </w:style>
-  <w:style w:type="table" w:styleId="130">
+  <w:style w:type="table" w:styleId="768">
     <w:name w:val="List Table 4 - Accent 4"/>
-    <w:basedOn w:val="619"/>
+    <w:basedOn w:val="832"/>
     <w:uiPriority w:val="99"/>
     <w:pPr>
       <w:spacing w:after="0" w:line="240" w:lineRule="auto"/>
@@ -9386,9 +9659,9 @@
       </w:rPr>
     </w:tblStylePr>
   </w:style>
-  <w:style w:type="table" w:styleId="131">
+  <w:style w:type="table" w:styleId="769">
     <w:name w:val="List Table 4 - Accent 5"/>
-    <w:basedOn w:val="619"/>
+    <w:basedOn w:val="832"/>
     <w:uiPriority w:val="99"/>
     <w:pPr>
       <w:spacing w:after="0" w:line="240" w:lineRule="auto"/>
@@ -9455,9 +9728,9 @@
       </w:rPr>
     </w:tblStylePr>
   </w:style>
-  <w:style w:type="table" w:styleId="132">
+  <w:style w:type="table" w:styleId="770">
     <w:name w:val="List Table 4 - Accent 6"/>
-    <w:basedOn w:val="619"/>
+    <w:basedOn w:val="832"/>
     <w:uiPriority w:val="99"/>
     <w:pPr>
       <w:spacing w:after="0" w:line="240" w:lineRule="auto"/>
@@ -9524,9 +9797,9 @@
       </w:rPr>
     </w:tblStylePr>
   </w:style>
-  <w:style w:type="table" w:styleId="133">
+  <w:style w:type="table" w:styleId="771">
     <w:name w:val="List Table 5 Dark"/>
-    <w:basedOn w:val="619"/>
+    <w:basedOn w:val="832"/>
     <w:uiPriority w:val="99"/>
     <w:pPr>
       <w:spacing w:after="0" w:line="240" w:lineRule="auto"/>
@@ -9631,9 +9904,9 @@
       </w:rPr>
     </w:tblStylePr>
   </w:style>
-  <w:style w:type="table" w:styleId="134">
+  <w:style w:type="table" w:styleId="772">
     <w:name w:val="List Table 5 Dark - Accent 1"/>
-    <w:basedOn w:val="619"/>
+    <w:basedOn w:val="832"/>
     <w:uiPriority w:val="99"/>
     <w:pPr>
       <w:spacing w:after="0" w:line="240" w:lineRule="auto"/>
@@ -9738,9 +10011,9 @@
       </w:rPr>
     </w:tblStylePr>
   </w:style>
-  <w:style w:type="table" w:styleId="135">
+  <w:style w:type="table" w:styleId="773">
     <w:name w:val="List Table 5 Dark - Accent 2"/>
-    <w:basedOn w:val="619"/>
+    <w:basedOn w:val="832"/>
     <w:uiPriority w:val="99"/>
     <w:pPr>
       <w:spacing w:after="0" w:line="240" w:lineRule="auto"/>
@@ -9845,9 +10118,9 @@
       </w:rPr>
     </w:tblStylePr>
   </w:style>
-  <w:style w:type="table" w:styleId="136">
+  <w:style w:type="table" w:styleId="774">
     <w:name w:val="List Table 5 Dark - Accent 3"/>
-    <w:basedOn w:val="619"/>
+    <w:basedOn w:val="832"/>
     <w:uiPriority w:val="99"/>
     <w:pPr>
       <w:spacing w:after="0" w:line="240" w:lineRule="auto"/>
@@ -9952,9 +10225,9 @@
       </w:rPr>
     </w:tblStylePr>
   </w:style>
-  <w:style w:type="table" w:styleId="137">
+  <w:style w:type="table" w:styleId="775">
     <w:name w:val="List Table 5 Dark - Accent 4"/>
-    <w:basedOn w:val="619"/>
+    <w:basedOn w:val="832"/>
     <w:uiPriority w:val="99"/>
     <w:pPr>
       <w:spacing w:after="0" w:line="240" w:lineRule="auto"/>
@@ -10059,9 +10332,9 @@
       </w:rPr>
     </w:tblStylePr>
   </w:style>
-  <w:style w:type="table" w:styleId="138">
+  <w:style w:type="table" w:styleId="776">
     <w:name w:val="List Table 5 Dark - Accent 5"/>
-    <w:basedOn w:val="619"/>
+    <w:basedOn w:val="832"/>
     <w:uiPriority w:val="99"/>
     <w:pPr>
       <w:spacing w:after="0" w:line="240" w:lineRule="auto"/>
@@ -10166,9 +10439,9 @@
       </w:rPr>
     </w:tblStylePr>
   </w:style>
-  <w:style w:type="table" w:styleId="139">
+  <w:style w:type="table" w:styleId="777">
     <w:name w:val="List Table 5 Dark - Accent 6"/>
-    <w:basedOn w:val="619"/>
+    <w:basedOn w:val="832"/>
     <w:uiPriority w:val="99"/>
     <w:pPr>
       <w:spacing w:after="0" w:line="240" w:lineRule="auto"/>
@@ -10273,9 +10546,9 @@
       </w:rPr>
     </w:tblStylePr>
   </w:style>
-  <w:style w:type="table" w:styleId="140">
+  <w:style w:type="table" w:styleId="778">
     <w:name w:val="List Table 6 Colorful"/>
-    <w:basedOn w:val="619"/>
+    <w:basedOn w:val="832"/>
     <w:uiPriority w:val="99"/>
     <w:pPr>
       <w:spacing w:after="0" w:line="240" w:lineRule="auto"/>
@@ -10346,9 +10619,9 @@
       </w:tcPr>
     </w:tblStylePr>
   </w:style>
-  <w:style w:type="table" w:styleId="141">
+  <w:style w:type="table" w:styleId="779">
     <w:name w:val="List Table 6 Colorful - Accent 1"/>
-    <w:basedOn w:val="619"/>
+    <w:basedOn w:val="832"/>
     <w:uiPriority w:val="99"/>
     <w:pPr>
       <w:spacing w:after="0" w:line="240" w:lineRule="auto"/>
@@ -10419,9 +10692,9 @@
       </w:tcPr>
     </w:tblStylePr>
   </w:style>
-  <w:style w:type="table" w:styleId="142">
+  <w:style w:type="table" w:styleId="780">
     <w:name w:val="List Table 6 Colorful - Accent 2"/>
-    <w:basedOn w:val="619"/>
+    <w:basedOn w:val="832"/>
     <w:uiPriority w:val="99"/>
     <w:pPr>
       <w:spacing w:after="0" w:line="240" w:lineRule="auto"/>
@@ -10492,9 +10765,9 @@
       </w:tcPr>
     </w:tblStylePr>
   </w:style>
-  <w:style w:type="table" w:styleId="143">
+  <w:style w:type="table" w:styleId="781">
     <w:name w:val="List Table 6 Colorful - Accent 3"/>
-    <w:basedOn w:val="619"/>
+    <w:basedOn w:val="832"/>
     <w:uiPriority w:val="99"/>
     <w:pPr>
       <w:spacing w:after="0" w:line="240" w:lineRule="auto"/>
@@ -10565,9 +10838,9 @@
       </w:tcPr>
     </w:tblStylePr>
   </w:style>
-  <w:style w:type="table" w:styleId="144">
+  <w:style w:type="table" w:styleId="782">
     <w:name w:val="List Table 6 Colorful - Accent 4"/>
-    <w:basedOn w:val="619"/>
+    <w:basedOn w:val="832"/>
     <w:uiPriority w:val="99"/>
     <w:pPr>
       <w:spacing w:after="0" w:line="240" w:lineRule="auto"/>
@@ -10638,9 +10911,9 @@
       </w:tcPr>
     </w:tblStylePr>
   </w:style>
-  <w:style w:type="table" w:styleId="145">
+  <w:style w:type="table" w:styleId="783">
     <w:name w:val="List Table 6 Colorful - Accent 5"/>
-    <w:basedOn w:val="619"/>
+    <w:basedOn w:val="832"/>
     <w:uiPriority w:val="99"/>
     <w:pPr>
       <w:spacing w:after="0" w:line="240" w:lineRule="auto"/>
@@ -10711,9 +10984,9 @@
       </w:tcPr>
     </w:tblStylePr>
   </w:style>
-  <w:style w:type="table" w:styleId="146">
+  <w:style w:type="table" w:styleId="784">
     <w:name w:val="List Table 6 Colorful - Accent 6"/>
-    <w:basedOn w:val="619"/>
+    <w:basedOn w:val="832"/>
     <w:uiPriority w:val="99"/>
     <w:pPr>
       <w:spacing w:after="0" w:line="240" w:lineRule="auto"/>
@@ -10784,9 +11057,9 @@
       </w:tcPr>
     </w:tblStylePr>
   </w:style>
-  <w:style w:type="table" w:styleId="147">
+  <w:style w:type="table" w:styleId="785">
     <w:name w:val="List Table 7 Colorful"/>
-    <w:basedOn w:val="619"/>
+    <w:basedOn w:val="832"/>
     <w:uiPriority w:val="99"/>
     <w:pPr>
       <w:spacing w:after="0" w:line="240" w:lineRule="auto"/>
@@ -10832,11 +11105,11 @@
         <w:jc w:val="right"/>
       </w:pPr>
       <w:tcPr>
-        <w:shd w:color="ffffff"/>
-        <w:tcBorders>
-          <w:top w:val="none"/>
-          <w:left w:val="none"/>
-          <w:bottom w:val="none"/>
+        <w:shd w:val="clear" w:color="ffffff"/>
+        <w:tcBorders>
+          <w:top w:val="none" w:color="000000" w:sz="4" w:space="0"/>
+          <w:left w:val="none" w:color="000000" w:sz="4" w:space="0"/>
+          <w:bottom w:val="none" w:color="000000" w:sz="4" w:space="0"/>
           <w:right w:val="single" w:color="000000" w:themeColor="text1" w:themeTint="80" w:sz="4" w:space="0"/>
         </w:tcBorders>
       </w:tcPr>
@@ -10851,10 +11124,10 @@
       <w:tcPr>
         <w:shd w:val="clear" w:color="ffffff" w:themeColor="light1" w:fill="ffffff" w:themeFill="light1"/>
         <w:tcBorders>
-          <w:top w:val="none"/>
-          <w:left w:val="none"/>
+          <w:top w:val="none" w:color="000000" w:sz="4" w:space="0"/>
+          <w:left w:val="none" w:color="000000" w:sz="4" w:space="0"/>
           <w:bottom w:val="single" w:color="000000" w:themeColor="text1" w:themeTint="80" w:sz="4" w:space="0"/>
-          <w:right w:val="none"/>
+          <w:right w:val="none" w:color="000000" w:sz="4" w:space="0"/>
         </w:tcBorders>
       </w:tcPr>
     </w:tblStylePr>
@@ -10866,12 +11139,12 @@
         <w:sz w:val="22"/>
       </w:rPr>
       <w:tcPr>
-        <w:shd w:color="ffffff"/>
-        <w:tcBorders>
-          <w:top w:val="none"/>
+        <w:shd w:val="clear" w:color="ffffff"/>
+        <w:tcBorders>
+          <w:top w:val="none" w:color="000000" w:sz="4" w:space="0"/>
           <w:left w:val="single" w:color="000000" w:themeColor="text1" w:themeTint="80" w:sz="4" w:space="0"/>
-          <w:bottom w:val="none"/>
-          <w:right w:val="none"/>
+          <w:bottom w:val="none" w:color="000000" w:sz="4" w:space="0"/>
+          <w:right w:val="none" w:color="000000" w:sz="4" w:space="0"/>
         </w:tcBorders>
       </w:tcPr>
     </w:tblStylePr>
@@ -10886,9 +11159,9 @@
         <w:shd w:val="clear" w:color="ffffff" w:themeColor="light1" w:fill="ffffff" w:themeFill="light1"/>
         <w:tcBorders>
           <w:top w:val="single" w:color="000000" w:themeColor="text1" w:themeTint="80" w:sz="4" w:space="0"/>
-          <w:left w:val="none"/>
-          <w:bottom w:val="none"/>
-          <w:right w:val="none"/>
+          <w:left w:val="none" w:color="000000" w:sz="4" w:space="0"/>
+          <w:bottom w:val="none" w:color="000000" w:sz="4" w:space="0"/>
+          <w:right w:val="none" w:color="000000" w:sz="4" w:space="0"/>
         </w:tcBorders>
       </w:tcPr>
     </w:tblStylePr>
@@ -10900,9 +11173,9 @@
       </w:rPr>
     </w:tblStylePr>
   </w:style>
-  <w:style w:type="table" w:styleId="148">
+  <w:style w:type="table" w:styleId="786">
     <w:name w:val="List Table 7 Colorful - Accent 1"/>
-    <w:basedOn w:val="619"/>
+    <w:basedOn w:val="832"/>
     <w:uiPriority w:val="99"/>
     <w:pPr>
       <w:spacing w:after="0" w:line="240" w:lineRule="auto"/>
@@ -10948,11 +11221,11 @@
         <w:jc w:val="right"/>
       </w:pPr>
       <w:tcPr>
-        <w:shd w:color="ffffff"/>
-        <w:tcBorders>
-          <w:top w:val="none"/>
-          <w:left w:val="none"/>
-          <w:bottom w:val="none"/>
+        <w:shd w:val="clear" w:color="ffffff"/>
+        <w:tcBorders>
+          <w:top w:val="none" w:color="000000" w:sz="4" w:space="0"/>
+          <w:left w:val="none" w:color="000000" w:sz="4" w:space="0"/>
+          <w:bottom w:val="none" w:color="000000" w:sz="4" w:space="0"/>
           <w:right w:val="single" w:color="000000" w:themeColor="accent1" w:sz="4" w:space="0"/>
         </w:tcBorders>
       </w:tcPr>
@@ -10967,10 +11240,10 @@
       <w:tcPr>
         <w:shd w:val="clear" w:color="ffffff" w:themeColor="light1" w:fill="ffffff" w:themeFill="light1"/>
         <w:tcBorders>
-          <w:top w:val="none"/>
-          <w:left w:val="none"/>
+          <w:top w:val="none" w:color="000000" w:sz="4" w:space="0"/>
+          <w:left w:val="none" w:color="000000" w:sz="4" w:space="0"/>
           <w:bottom w:val="single" w:color="000000" w:themeColor="accent1" w:sz="4" w:space="0"/>
-          <w:right w:val="none"/>
+          <w:right w:val="none" w:color="000000" w:sz="4" w:space="0"/>
         </w:tcBorders>
       </w:tcPr>
     </w:tblStylePr>
@@ -10982,12 +11255,12 @@
         <w:sz w:val="22"/>
       </w:rPr>
       <w:tcPr>
-        <w:shd w:color="ffffff"/>
-        <w:tcBorders>
-          <w:top w:val="none"/>
+        <w:shd w:val="clear" w:color="ffffff"/>
+        <w:tcBorders>
+          <w:top w:val="none" w:color="000000" w:sz="4" w:space="0"/>
           <w:left w:val="single" w:color="000000" w:themeColor="accent1" w:sz="4" w:space="0"/>
-          <w:bottom w:val="none"/>
-          <w:right w:val="none"/>
+          <w:bottom w:val="none" w:color="000000" w:sz="4" w:space="0"/>
+          <w:right w:val="none" w:color="000000" w:sz="4" w:space="0"/>
         </w:tcBorders>
       </w:tcPr>
     </w:tblStylePr>
@@ -11002,9 +11275,9 @@
         <w:shd w:val="clear" w:color="ffffff" w:themeColor="light1" w:fill="ffffff" w:themeFill="light1"/>
         <w:tcBorders>
           <w:top w:val="single" w:color="000000" w:themeColor="accent1" w:sz="4" w:space="0"/>
-          <w:left w:val="none"/>
-          <w:bottom w:val="none"/>
-          <w:right w:val="none"/>
+          <w:left w:val="none" w:color="000000" w:sz="4" w:space="0"/>
+          <w:bottom w:val="none" w:color="000000" w:sz="4" w:space="0"/>
+          <w:right w:val="none" w:color="000000" w:sz="4" w:space="0"/>
         </w:tcBorders>
       </w:tcPr>
     </w:tblStylePr>
@@ -11016,9 +11289,9 @@
       </w:rPr>
     </w:tblStylePr>
   </w:style>
-  <w:style w:type="table" w:styleId="149">
+  <w:style w:type="table" w:styleId="787">
     <w:name w:val="List Table 7 Colorful - Accent 2"/>
-    <w:basedOn w:val="619"/>
+    <w:basedOn w:val="832"/>
     <w:uiPriority w:val="99"/>
     <w:pPr>
       <w:spacing w:after="0" w:line="240" w:lineRule="auto"/>
@@ -11064,11 +11337,11 @@
         <w:jc w:val="right"/>
       </w:pPr>
       <w:tcPr>
-        <w:shd w:color="ffffff"/>
-        <w:tcBorders>
-          <w:top w:val="none"/>
-          <w:left w:val="none"/>
-          <w:bottom w:val="none"/>
+        <w:shd w:val="clear" w:color="ffffff"/>
+        <w:tcBorders>
+          <w:top w:val="none" w:color="000000" w:sz="4" w:space="0"/>
+          <w:left w:val="none" w:color="000000" w:sz="4" w:space="0"/>
+          <w:bottom w:val="none" w:color="000000" w:sz="4" w:space="0"/>
           <w:right w:val="single" w:color="000000" w:themeColor="accent2" w:themeTint="97" w:sz="4" w:space="0"/>
         </w:tcBorders>
       </w:tcPr>
@@ -11083,10 +11356,10 @@
       <w:tcPr>
         <w:shd w:val="clear" w:color="ffffff" w:themeColor="light1" w:fill="ffffff" w:themeFill="light1"/>
         <w:tcBorders>
-          <w:top w:val="none"/>
-          <w:left w:val="none"/>
+          <w:top w:val="none" w:color="000000" w:sz="4" w:space="0"/>
+          <w:left w:val="none" w:color="000000" w:sz="4" w:space="0"/>
           <w:bottom w:val="single" w:color="000000" w:themeColor="accent2" w:themeTint="97" w:sz="4" w:space="0"/>
-          <w:right w:val="none"/>
+          <w:right w:val="none" w:color="000000" w:sz="4" w:space="0"/>
         </w:tcBorders>
       </w:tcPr>
     </w:tblStylePr>
@@ -11098,12 +11371,12 @@
         <w:sz w:val="22"/>
       </w:rPr>
       <w:tcPr>
-        <w:shd w:color="ffffff"/>
-        <w:tcBorders>
-          <w:top w:val="none"/>
+        <w:shd w:val="clear" w:color="ffffff"/>
+        <w:tcBorders>
+          <w:top w:val="none" w:color="000000" w:sz="4" w:space="0"/>
           <w:left w:val="single" w:color="000000" w:themeColor="accent2" w:themeTint="97" w:sz="4" w:space="0"/>
-          <w:bottom w:val="none"/>
-          <w:right w:val="none"/>
+          <w:bottom w:val="none" w:color="000000" w:sz="4" w:space="0"/>
+          <w:right w:val="none" w:color="000000" w:sz="4" w:space="0"/>
         </w:tcBorders>
       </w:tcPr>
     </w:tblStylePr>
@@ -11118,9 +11391,9 @@
         <w:shd w:val="clear" w:color="ffffff" w:themeColor="light1" w:fill="ffffff" w:themeFill="light1"/>
         <w:tcBorders>
           <w:top w:val="single" w:color="000000" w:themeColor="accent2" w:themeTint="97" w:sz="4" w:space="0"/>
-          <w:left w:val="none"/>
-          <w:bottom w:val="none"/>
-          <w:right w:val="none"/>
+          <w:left w:val="none" w:color="000000" w:sz="4" w:space="0"/>
+          <w:bottom w:val="none" w:color="000000" w:sz="4" w:space="0"/>
+          <w:right w:val="none" w:color="000000" w:sz="4" w:space="0"/>
         </w:tcBorders>
       </w:tcPr>
     </w:tblStylePr>
@@ -11132,9 +11405,9 @@
       </w:rPr>
     </w:tblStylePr>
   </w:style>
-  <w:style w:type="table" w:styleId="150">
+  <w:style w:type="table" w:styleId="788">
     <w:name w:val="List Table 7 Colorful - Accent 3"/>
-    <w:basedOn w:val="619"/>
+    <w:basedOn w:val="832"/>
     <w:uiPriority w:val="99"/>
     <w:pPr>
       <w:spacing w:after="0" w:line="240" w:lineRule="auto"/>
@@ -11180,11 +11453,11 @@
         <w:jc w:val="right"/>
       </w:pPr>
       <w:tcPr>
-        <w:shd w:color="ffffff"/>
-        <w:tcBorders>
-          <w:top w:val="none"/>
-          <w:left w:val="none"/>
-          <w:bottom w:val="none"/>
+        <w:shd w:val="clear" w:color="ffffff"/>
+        <w:tcBorders>
+          <w:top w:val="none" w:color="000000" w:sz="4" w:space="0"/>
+          <w:left w:val="none" w:color="000000" w:sz="4" w:space="0"/>
+          <w:bottom w:val="none" w:color="000000" w:sz="4" w:space="0"/>
           <w:right w:val="single" w:color="000000" w:themeColor="accent3" w:themeTint="98" w:sz="4" w:space="0"/>
         </w:tcBorders>
       </w:tcPr>
@@ -11199,10 +11472,10 @@
       <w:tcPr>
         <w:shd w:val="clear" w:color="ffffff" w:themeColor="light1" w:fill="ffffff" w:themeFill="light1"/>
         <w:tcBorders>
-          <w:top w:val="none"/>
-          <w:left w:val="none"/>
+          <w:top w:val="none" w:color="000000" w:sz="4" w:space="0"/>
+          <w:left w:val="none" w:color="000000" w:sz="4" w:space="0"/>
           <w:bottom w:val="single" w:color="000000" w:themeColor="accent3" w:themeTint="98" w:sz="4" w:space="0"/>
-          <w:right w:val="none"/>
+          <w:right w:val="none" w:color="000000" w:sz="4" w:space="0"/>
         </w:tcBorders>
       </w:tcPr>
     </w:tblStylePr>
@@ -11214,12 +11487,12 @@
         <w:sz w:val="22"/>
       </w:rPr>
       <w:tcPr>
-        <w:shd w:color="ffffff"/>
-        <w:tcBorders>
-          <w:top w:val="none"/>
+        <w:shd w:val="clear" w:color="ffffff"/>
+        <w:tcBorders>
+          <w:top w:val="none" w:color="000000" w:sz="4" w:space="0"/>
           <w:left w:val="single" w:color="000000" w:themeColor="accent3" w:themeTint="98" w:sz="4" w:space="0"/>
-          <w:bottom w:val="none"/>
-          <w:right w:val="none"/>
+          <w:bottom w:val="none" w:color="000000" w:sz="4" w:space="0"/>
+          <w:right w:val="none" w:color="000000" w:sz="4" w:space="0"/>
         </w:tcBorders>
       </w:tcPr>
     </w:tblStylePr>
@@ -11234,9 +11507,9 @@
         <w:shd w:val="clear" w:color="ffffff" w:themeColor="light1" w:fill="ffffff" w:themeFill="light1"/>
         <w:tcBorders>
           <w:top w:val="single" w:color="000000" w:themeColor="accent3" w:themeTint="98" w:sz="4" w:space="0"/>
-          <w:left w:val="none"/>
-          <w:bottom w:val="none"/>
-          <w:right w:val="none"/>
+          <w:left w:val="none" w:color="000000" w:sz="4" w:space="0"/>
+          <w:bottom w:val="none" w:color="000000" w:sz="4" w:space="0"/>
+          <w:right w:val="none" w:color="000000" w:sz="4" w:space="0"/>
         </w:tcBorders>
       </w:tcPr>
     </w:tblStylePr>
@@ -11248,9 +11521,9 @@
       </w:rPr>
     </w:tblStylePr>
   </w:style>
-  <w:style w:type="table" w:styleId="151">
+  <w:style w:type="table" w:styleId="789">
     <w:name w:val="List Table 7 Colorful - Accent 4"/>
-    <w:basedOn w:val="619"/>
+    <w:basedOn w:val="832"/>
     <w:uiPriority w:val="99"/>
     <w:pPr>
       <w:spacing w:after="0" w:line="240" w:lineRule="auto"/>
@@ -11296,11 +11569,11 @@
         <w:jc w:val="right"/>
       </w:pPr>
       <w:tcPr>
-        <w:shd w:color="ffffff"/>
-        <w:tcBorders>
-          <w:top w:val="none"/>
-          <w:left w:val="none"/>
-          <w:bottom w:val="none"/>
+        <w:shd w:val="clear" w:color="ffffff"/>
+        <w:tcBorders>
+          <w:top w:val="none" w:color="000000" w:sz="4" w:space="0"/>
+          <w:left w:val="none" w:color="000000" w:sz="4" w:space="0"/>
+          <w:bottom w:val="none" w:color="000000" w:sz="4" w:space="0"/>
           <w:right w:val="single" w:color="000000" w:themeColor="accent4" w:themeTint="9A" w:sz="4" w:space="0"/>
         </w:tcBorders>
       </w:tcPr>
@@ -11315,10 +11588,10 @@
       <w:tcPr>
         <w:shd w:val="clear" w:color="ffffff" w:themeColor="light1" w:fill="ffffff" w:themeFill="light1"/>
         <w:tcBorders>
-          <w:top w:val="none"/>
-          <w:left w:val="none"/>
+          <w:top w:val="none" w:color="000000" w:sz="4" w:space="0"/>
+          <w:left w:val="none" w:color="000000" w:sz="4" w:space="0"/>
           <w:bottom w:val="single" w:color="000000" w:themeColor="accent4" w:themeTint="9A" w:sz="4" w:space="0"/>
-          <w:right w:val="none"/>
+          <w:right w:val="none" w:color="000000" w:sz="4" w:space="0"/>
         </w:tcBorders>
       </w:tcPr>
     </w:tblStylePr>
@@ -11330,12 +11603,12 @@
         <w:sz w:val="22"/>
       </w:rPr>
       <w:tcPr>
-        <w:shd w:color="ffffff"/>
-        <w:tcBorders>
-          <w:top w:val="none"/>
+        <w:shd w:val="clear" w:color="ffffff"/>
+        <w:tcBorders>
+          <w:top w:val="none" w:color="000000" w:sz="4" w:space="0"/>
           <w:left w:val="single" w:color="000000" w:themeColor="accent4" w:themeTint="9A" w:sz="4" w:space="0"/>
-          <w:bottom w:val="none"/>
-          <w:right w:val="none"/>
+          <w:bottom w:val="none" w:color="000000" w:sz="4" w:space="0"/>
+          <w:right w:val="none" w:color="000000" w:sz="4" w:space="0"/>
         </w:tcBorders>
       </w:tcPr>
     </w:tblStylePr>
@@ -11350,9 +11623,9 @@
         <w:shd w:val="clear" w:color="ffffff" w:themeColor="light1" w:fill="ffffff" w:themeFill="light1"/>
         <w:tcBorders>
           <w:top w:val="single" w:color="000000" w:themeColor="accent4" w:themeTint="9A" w:sz="4" w:space="0"/>
-          <w:left w:val="none"/>
-          <w:bottom w:val="none"/>
-          <w:right w:val="none"/>
+          <w:left w:val="none" w:color="000000" w:sz="4" w:space="0"/>
+          <w:bottom w:val="none" w:color="000000" w:sz="4" w:space="0"/>
+          <w:right w:val="none" w:color="000000" w:sz="4" w:space="0"/>
         </w:tcBorders>
       </w:tcPr>
     </w:tblStylePr>
@@ -11364,9 +11637,9 @@
       </w:rPr>
     </w:tblStylePr>
   </w:style>
-  <w:style w:type="table" w:styleId="152">
+  <w:style w:type="table" w:styleId="790">
     <w:name w:val="List Table 7 Colorful - Accent 5"/>
-    <w:basedOn w:val="619"/>
+    <w:basedOn w:val="832"/>
     <w:uiPriority w:val="99"/>
     <w:pPr>
       <w:spacing w:after="0" w:line="240" w:lineRule="auto"/>
@@ -11412,11 +11685,11 @@
         <w:jc w:val="right"/>
       </w:pPr>
       <w:tcPr>
-        <w:shd w:color="ffffff"/>
-        <w:tcBorders>
-          <w:top w:val="none"/>
-          <w:left w:val="none"/>
-          <w:bottom w:val="none"/>
+        <w:shd w:val="clear" w:color="ffffff"/>
+        <w:tcBorders>
+          <w:top w:val="none" w:color="000000" w:sz="4" w:space="0"/>
+          <w:left w:val="none" w:color="000000" w:sz="4" w:space="0"/>
+          <w:bottom w:val="none" w:color="000000" w:sz="4" w:space="0"/>
           <w:right w:val="single" w:color="000000" w:themeColor="accent5" w:themeTint="9A" w:sz="4" w:space="0"/>
         </w:tcBorders>
       </w:tcPr>
@@ -11431,10 +11704,10 @@
       <w:tcPr>
         <w:shd w:val="clear" w:color="ffffff" w:themeColor="light1" w:fill="ffffff" w:themeFill="light1"/>
         <w:tcBorders>
-          <w:top w:val="none"/>
-          <w:left w:val="none"/>
+          <w:top w:val="none" w:color="000000" w:sz="4" w:space="0"/>
+          <w:left w:val="none" w:color="000000" w:sz="4" w:space="0"/>
           <w:bottom w:val="single" w:color="000000" w:themeColor="accent5" w:themeTint="9A" w:sz="4" w:space="0"/>
-          <w:right w:val="none"/>
+          <w:right w:val="none" w:color="000000" w:sz="4" w:space="0"/>
         </w:tcBorders>
       </w:tcPr>
     </w:tblStylePr>
@@ -11446,12 +11719,12 @@
         <w:sz w:val="22"/>
       </w:rPr>
       <w:tcPr>
-        <w:shd w:color="ffffff"/>
-        <w:tcBorders>
-          <w:top w:val="none"/>
+        <w:shd w:val="clear" w:color="ffffff"/>
+        <w:tcBorders>
+          <w:top w:val="none" w:color="000000" w:sz="4" w:space="0"/>
           <w:left w:val="single" w:color="000000" w:themeColor="accent5" w:themeTint="9A" w:sz="4" w:space="0"/>
-          <w:bottom w:val="none"/>
-          <w:right w:val="none"/>
+          <w:bottom w:val="none" w:color="000000" w:sz="4" w:space="0"/>
+          <w:right w:val="none" w:color="000000" w:sz="4" w:space="0"/>
         </w:tcBorders>
       </w:tcPr>
     </w:tblStylePr>
@@ -11466,9 +11739,9 @@
         <w:shd w:val="clear" w:color="ffffff" w:themeColor="light1" w:fill="ffffff" w:themeFill="light1"/>
         <w:tcBorders>
           <w:top w:val="single" w:color="000000" w:themeColor="accent5" w:themeTint="9A" w:sz="4" w:space="0"/>
-          <w:left w:val="none"/>
-          <w:bottom w:val="none"/>
-          <w:right w:val="none"/>
+          <w:left w:val="none" w:color="000000" w:sz="4" w:space="0"/>
+          <w:bottom w:val="none" w:color="000000" w:sz="4" w:space="0"/>
+          <w:right w:val="none" w:color="000000" w:sz="4" w:space="0"/>
         </w:tcBorders>
       </w:tcPr>
     </w:tblStylePr>
@@ -11480,9 +11753,9 @@
       </w:rPr>
     </w:tblStylePr>
   </w:style>
-  <w:style w:type="table" w:styleId="153">
+  <w:style w:type="table" w:styleId="791">
     <w:name w:val="List Table 7 Colorful - Accent 6"/>
-    <w:basedOn w:val="619"/>
+    <w:basedOn w:val="832"/>
     <w:uiPriority w:val="99"/>
     <w:pPr>
       <w:spacing w:after="0" w:line="240" w:lineRule="auto"/>
@@ -11528,11 +11801,11 @@
         <w:jc w:val="right"/>
       </w:pPr>
       <w:tcPr>
-        <w:shd w:color="ffffff"/>
-        <w:tcBorders>
-          <w:top w:val="none"/>
-          <w:left w:val="none"/>
-          <w:bottom w:val="none"/>
+        <w:shd w:val="clear" w:color="ffffff"/>
+        <w:tcBorders>
+          <w:top w:val="none" w:color="000000" w:sz="4" w:space="0"/>
+          <w:left w:val="none" w:color="000000" w:sz="4" w:space="0"/>
+          <w:bottom w:val="none" w:color="000000" w:sz="4" w:space="0"/>
           <w:right w:val="single" w:color="000000" w:themeColor="accent6" w:themeTint="98" w:sz="4" w:space="0"/>
         </w:tcBorders>
       </w:tcPr>
@@ -11547,10 +11820,10 @@
       <w:tcPr>
         <w:shd w:val="clear" w:color="ffffff" w:themeColor="light1" w:fill="ffffff" w:themeFill="light1"/>
         <w:tcBorders>
-          <w:top w:val="none"/>
-          <w:left w:val="none"/>
+          <w:top w:val="none" w:color="000000" w:sz="4" w:space="0"/>
+          <w:left w:val="none" w:color="000000" w:sz="4" w:space="0"/>
           <w:bottom w:val="single" w:color="000000" w:themeColor="accent6" w:themeTint="98" w:sz="4" w:space="0"/>
-          <w:right w:val="none"/>
+          <w:right w:val="none" w:color="000000" w:sz="4" w:space="0"/>
         </w:tcBorders>
       </w:tcPr>
     </w:tblStylePr>
@@ -11562,12 +11835,12 @@
         <w:sz w:val="22"/>
       </w:rPr>
       <w:tcPr>
-        <w:shd w:color="ffffff"/>
-        <w:tcBorders>
-          <w:top w:val="none"/>
+        <w:shd w:val="clear" w:color="ffffff"/>
+        <w:tcBorders>
+          <w:top w:val="none" w:color="000000" w:sz="4" w:space="0"/>
           <w:left w:val="single" w:color="000000" w:themeColor="accent6" w:themeTint="98" w:sz="4" w:space="0"/>
-          <w:bottom w:val="none"/>
-          <w:right w:val="none"/>
+          <w:bottom w:val="none" w:color="000000" w:sz="4" w:space="0"/>
+          <w:right w:val="none" w:color="000000" w:sz="4" w:space="0"/>
         </w:tcBorders>
       </w:tcPr>
     </w:tblStylePr>
@@ -11582,9 +11855,9 @@
         <w:shd w:val="clear" w:color="ffffff" w:themeColor="light1" w:fill="ffffff" w:themeFill="light1"/>
         <w:tcBorders>
           <w:top w:val="single" w:color="000000" w:themeColor="accent6" w:themeTint="98" w:sz="4" w:space="0"/>
-          <w:left w:val="none"/>
-          <w:bottom w:val="none"/>
-          <w:right w:val="none"/>
+          <w:left w:val="none" w:color="000000" w:sz="4" w:space="0"/>
+          <w:bottom w:val="none" w:color="000000" w:sz="4" w:space="0"/>
+          <w:right w:val="none" w:color="000000" w:sz="4" w:space="0"/>
         </w:tcBorders>
       </w:tcPr>
     </w:tblStylePr>
@@ -11596,9 +11869,9 @@
       </w:rPr>
     </w:tblStylePr>
   </w:style>
-  <w:style w:type="table" w:styleId="154">
+  <w:style w:type="table" w:styleId="792">
     <w:name w:val="Lined - Accent"/>
-    <w:basedOn w:val="619"/>
+    <w:basedOn w:val="832"/>
     <w:uiPriority w:val="99"/>
     <w:pPr>
       <w:spacing w:after="0" w:line="240" w:lineRule="auto"/>
@@ -11686,9 +11959,9 @@
       </w:tcPr>
     </w:tblStylePr>
   </w:style>
-  <w:style w:type="table" w:styleId="155">
+  <w:style w:type="table" w:styleId="793">
     <w:name w:val="Lined - Accent 1"/>
-    <w:basedOn w:val="619"/>
+    <w:basedOn w:val="832"/>
     <w:uiPriority w:val="99"/>
     <w:pPr>
       <w:spacing w:after="0" w:line="240" w:lineRule="auto"/>
@@ -11776,9 +12049,9 @@
       </w:tcPr>
     </w:tblStylePr>
   </w:style>
-  <w:style w:type="table" w:styleId="156">
+  <w:style w:type="table" w:styleId="794">
     <w:name w:val="Lined - Accent 2"/>
-    <w:basedOn w:val="619"/>
+    <w:basedOn w:val="832"/>
     <w:uiPriority w:val="99"/>
     <w:pPr>
       <w:spacing w:after="0" w:line="240" w:lineRule="auto"/>
@@ -11866,9 +12139,9 @@
       </w:tcPr>
     </w:tblStylePr>
   </w:style>
-  <w:style w:type="table" w:styleId="157">
+  <w:style w:type="table" w:styleId="795">
     <w:name w:val="Lined - Accent 3"/>
-    <w:basedOn w:val="619"/>
+    <w:basedOn w:val="832"/>
     <w:uiPriority w:val="99"/>
     <w:pPr>
       <w:spacing w:after="0" w:line="240" w:lineRule="auto"/>
@@ -11956,9 +12229,9 @@
       </w:tcPr>
     </w:tblStylePr>
   </w:style>
-  <w:style w:type="table" w:styleId="158">
+  <w:style w:type="table" w:styleId="796">
     <w:name w:val="Lined - Accent 4"/>
-    <w:basedOn w:val="619"/>
+    <w:basedOn w:val="832"/>
     <w:uiPriority w:val="99"/>
     <w:pPr>
       <w:spacing w:after="0" w:line="240" w:lineRule="auto"/>
@@ -12046,9 +12319,9 @@
       </w:tcPr>
     </w:tblStylePr>
   </w:style>
-  <w:style w:type="table" w:styleId="159">
+  <w:style w:type="table" w:styleId="797">
     <w:name w:val="Lined - Accent 5"/>
-    <w:basedOn w:val="619"/>
+    <w:basedOn w:val="832"/>
     <w:uiPriority w:val="99"/>
     <w:pPr>
       <w:spacing w:after="0" w:line="240" w:lineRule="auto"/>
@@ -12136,9 +12409,9 @@
       </w:tcPr>
     </w:tblStylePr>
   </w:style>
-  <w:style w:type="table" w:styleId="160">
+  <w:style w:type="table" w:styleId="798">
     <w:name w:val="Lined - Accent 6"/>
-    <w:basedOn w:val="619"/>
+    <w:basedOn w:val="832"/>
     <w:uiPriority w:val="99"/>
     <w:pPr>
       <w:spacing w:after="0" w:line="240" w:lineRule="auto"/>
@@ -12226,9 +12499,9 @@
       </w:tcPr>
     </w:tblStylePr>
   </w:style>
-  <w:style w:type="table" w:styleId="161">
+  <w:style w:type="table" w:styleId="799">
     <w:name w:val="Bordered &amp; Lined - Accent"/>
-    <w:basedOn w:val="619"/>
+    <w:basedOn w:val="832"/>
     <w:uiPriority w:val="99"/>
     <w:pPr>
       <w:spacing w:after="0" w:line="240" w:lineRule="auto"/>
@@ -12324,9 +12597,9 @@
       </w:tcPr>
     </w:tblStylePr>
   </w:style>
-  <w:style w:type="table" w:styleId="162">
+  <w:style w:type="table" w:styleId="800">
     <w:name w:val="Bordered &amp; Lined - Accent 1"/>
-    <w:basedOn w:val="619"/>
+    <w:basedOn w:val="832"/>
     <w:uiPriority w:val="99"/>
     <w:pPr>
       <w:spacing w:after="0" w:line="240" w:lineRule="auto"/>
@@ -12422,9 +12695,9 @@
       </w:tcPr>
     </w:tblStylePr>
   </w:style>
-  <w:style w:type="table" w:styleId="163">
+  <w:style w:type="table" w:styleId="801">
     <w:name w:val="Bordered &amp; Lined - Accent 2"/>
-    <w:basedOn w:val="619"/>
+    <w:basedOn w:val="832"/>
     <w:uiPriority w:val="99"/>
     <w:pPr>
       <w:spacing w:after="0" w:line="240" w:lineRule="auto"/>
@@ -12520,9 +12793,9 @@
       </w:tcPr>
     </w:tblStylePr>
   </w:style>
-  <w:style w:type="table" w:styleId="164">
+  <w:style w:type="table" w:styleId="802">
     <w:name w:val="Bordered &amp; Lined - Accent 3"/>
-    <w:basedOn w:val="619"/>
+    <w:basedOn w:val="832"/>
     <w:uiPriority w:val="99"/>
     <w:pPr>
       <w:spacing w:after="0" w:line="240" w:lineRule="auto"/>
@@ -12618,9 +12891,9 @@
       </w:tcPr>
     </w:tblStylePr>
   </w:style>
-  <w:style w:type="table" w:styleId="165">
+  <w:style w:type="table" w:styleId="803">
     <w:name w:val="Bordered &amp; Lined - Accent 4"/>
-    <w:basedOn w:val="619"/>
+    <w:basedOn w:val="832"/>
     <w:uiPriority w:val="99"/>
     <w:pPr>
       <w:spacing w:after="0" w:line="240" w:lineRule="auto"/>
@@ -12716,9 +12989,9 @@
       </w:tcPr>
     </w:tblStylePr>
   </w:style>
-  <w:style w:type="table" w:styleId="166">
+  <w:style w:type="table" w:styleId="804">
     <w:name w:val="Bordered &amp; Lined - Accent 5"/>
-    <w:basedOn w:val="619"/>
+    <w:basedOn w:val="832"/>
     <w:uiPriority w:val="99"/>
     <w:pPr>
       <w:spacing w:after="0" w:line="240" w:lineRule="auto"/>
@@ -12814,9 +13087,9 @@
       </w:tcPr>
     </w:tblStylePr>
   </w:style>
-  <w:style w:type="table" w:styleId="167">
+  <w:style w:type="table" w:styleId="805">
     <w:name w:val="Bordered &amp; Lined - Accent 6"/>
-    <w:basedOn w:val="619"/>
+    <w:basedOn w:val="832"/>
     <w:uiPriority w:val="99"/>
     <w:pPr>
       <w:spacing w:after="0" w:line="240" w:lineRule="auto"/>
@@ -12912,9 +13185,9 @@
       </w:tcPr>
     </w:tblStylePr>
   </w:style>
-  <w:style w:type="table" w:styleId="168">
+  <w:style w:type="table" w:styleId="806">
     <w:name w:val="Bordered"/>
-    <w:basedOn w:val="619"/>
+    <w:basedOn w:val="832"/>
     <w:uiPriority w:val="99"/>
     <w:pPr>
       <w:spacing w:after="0" w:line="240" w:lineRule="auto"/>
@@ -12991,9 +13264,9 @@
       </w:tcPr>
     </w:tblStylePr>
   </w:style>
-  <w:style w:type="table" w:styleId="169">
+  <w:style w:type="table" w:styleId="807">
     <w:name w:val="Bordered - Accent 1"/>
-    <w:basedOn w:val="619"/>
+    <w:basedOn w:val="832"/>
     <w:uiPriority w:val="99"/>
     <w:pPr>
       <w:spacing w:after="0" w:line="240" w:lineRule="auto"/>
@@ -13070,9 +13343,9 @@
       </w:tcPr>
     </w:tblStylePr>
   </w:style>
-  <w:style w:type="table" w:styleId="170">
+  <w:style w:type="table" w:styleId="808">
     <w:name w:val="Bordered - Accent 2"/>
-    <w:basedOn w:val="619"/>
+    <w:basedOn w:val="832"/>
     <w:uiPriority w:val="99"/>
     <w:pPr>
       <w:spacing w:after="0" w:line="240" w:lineRule="auto"/>
@@ -13149,9 +13422,9 @@
       </w:tcPr>
     </w:tblStylePr>
   </w:style>
-  <w:style w:type="table" w:styleId="171">
+  <w:style w:type="table" w:styleId="809">
     <w:name w:val="Bordered - Accent 3"/>
-    <w:basedOn w:val="619"/>
+    <w:basedOn w:val="832"/>
     <w:uiPriority w:val="99"/>
     <w:pPr>
       <w:spacing w:after="0" w:line="240" w:lineRule="auto"/>
@@ -13228,9 +13501,9 @@
       </w:tcPr>
     </w:tblStylePr>
   </w:style>
-  <w:style w:type="table" w:styleId="172">
+  <w:style w:type="table" w:styleId="810">
     <w:name w:val="Bordered - Accent 4"/>
-    <w:basedOn w:val="619"/>
+    <w:basedOn w:val="832"/>
     <w:uiPriority w:val="99"/>
     <w:pPr>
       <w:spacing w:after="0" w:line="240" w:lineRule="auto"/>
@@ -13307,9 +13580,9 @@
       </w:tcPr>
     </w:tblStylePr>
   </w:style>
-  <w:style w:type="table" w:styleId="173">
+  <w:style w:type="table" w:styleId="811">
     <w:name w:val="Bordered - Accent 5"/>
-    <w:basedOn w:val="619"/>
+    <w:basedOn w:val="832"/>
     <w:uiPriority w:val="99"/>
     <w:pPr>
       <w:spacing w:after="0" w:line="240" w:lineRule="auto"/>
@@ -13386,9 +13659,9 @@
       </w:tcPr>
     </w:tblStylePr>
   </w:style>
-  <w:style w:type="table" w:styleId="174">
+  <w:style w:type="table" w:styleId="812">
     <w:name w:val="Bordered - Accent 6"/>
-    <w:basedOn w:val="619"/>
+    <w:basedOn w:val="832"/>
     <w:uiPriority w:val="99"/>
     <w:pPr>
       <w:spacing w:after="0" w:line="240" w:lineRule="auto"/>
@@ -13465,7 +13738,7 @@
       </w:tcPr>
     </w:tblStylePr>
   </w:style>
-  <w:style w:type="character" w:styleId="175">
+  <w:style w:type="character" w:styleId="813">
     <w:name w:val="Hyperlink"/>
     <w:uiPriority w:val="99"/>
     <w:unhideWhenUsed/>
@@ -13474,10 +13747,10 @@
       <w:u w:val="single"/>
     </w:rPr>
   </w:style>
-  <w:style w:type="paragraph" w:styleId="176">
+  <w:style w:type="paragraph" w:styleId="814">
     <w:name w:val="footnote text"/>
-    <w:basedOn w:val="618"/>
-    <w:link w:val="177"/>
+    <w:basedOn w:val="831"/>
+    <w:link w:val="815"/>
     <w:uiPriority w:val="99"/>
     <w:semiHidden/>
     <w:unhideWhenUsed/>
@@ -13488,27 +13761,26 @@
       <w:sz w:val="18"/>
     </w:rPr>
   </w:style>
-  <w:style w:type="character" w:styleId="177">
+  <w:style w:type="character" w:styleId="815">
     <w:name w:val="Footnote Text Char"/>
-    <w:link w:val="176"/>
+    <w:link w:val="814"/>
     <w:uiPriority w:val="99"/>
     <w:rPr>
       <w:sz w:val="18"/>
     </w:rPr>
   </w:style>
-  <w:style w:type="character" w:styleId="178">
+  <w:style w:type="character" w:styleId="816">
     <w:name w:val="footnote reference"/>
-    <w:basedOn w:val="12"/>
     <w:uiPriority w:val="99"/>
     <w:unhideWhenUsed/>
     <w:rPr>
       <w:vertAlign w:val="superscript"/>
     </w:rPr>
   </w:style>
-  <w:style w:type="paragraph" w:styleId="179">
+  <w:style w:type="paragraph" w:styleId="817">
     <w:name w:val="endnote text"/>
-    <w:basedOn w:val="618"/>
-    <w:link w:val="180"/>
+    <w:basedOn w:val="831"/>
+    <w:link w:val="818"/>
     <w:uiPriority w:val="99"/>
     <w:semiHidden/>
     <w:unhideWhenUsed/>
@@ -13519,17 +13791,16 @@
       <w:sz w:val="20"/>
     </w:rPr>
   </w:style>
-  <w:style w:type="character" w:styleId="180">
+  <w:style w:type="character" w:styleId="818">
     <w:name w:val="Endnote Text Char"/>
-    <w:link w:val="179"/>
+    <w:link w:val="817"/>
     <w:uiPriority w:val="99"/>
     <w:rPr>
       <w:sz w:val="20"/>
     </w:rPr>
   </w:style>
-  <w:style w:type="character" w:styleId="181">
+  <w:style w:type="character" w:styleId="819">
     <w:name w:val="endnote reference"/>
-    <w:basedOn w:val="12"/>
     <w:uiPriority w:val="99"/>
     <w:semiHidden/>
     <w:unhideWhenUsed/>
@@ -13537,10 +13808,10 @@
       <w:vertAlign w:val="superscript"/>
     </w:rPr>
   </w:style>
-  <w:style w:type="paragraph" w:styleId="182">
+  <w:style w:type="paragraph" w:styleId="820">
     <w:name w:val="toc 1"/>
-    <w:basedOn w:val="618"/>
-    <w:next w:val="618"/>
+    <w:basedOn w:val="831"/>
+    <w:next w:val="831"/>
     <w:uiPriority w:val="39"/>
     <w:unhideWhenUsed/>
     <w:pPr>
@@ -13548,10 +13819,10 @@
       <w:spacing w:after="57"/>
     </w:pPr>
   </w:style>
-  <w:style w:type="paragraph" w:styleId="183">
+  <w:style w:type="paragraph" w:styleId="821">
     <w:name w:val="toc 2"/>
-    <w:basedOn w:val="618"/>
-    <w:next w:val="618"/>
+    <w:basedOn w:val="831"/>
+    <w:next w:val="831"/>
     <w:uiPriority w:val="39"/>
     <w:unhideWhenUsed/>
     <w:pPr>
@@ -13559,10 +13830,10 @@
       <w:spacing w:after="57"/>
     </w:pPr>
   </w:style>
-  <w:style w:type="paragraph" w:styleId="184">
+  <w:style w:type="paragraph" w:styleId="822">
     <w:name w:val="toc 3"/>
-    <w:basedOn w:val="618"/>
-    <w:next w:val="618"/>
+    <w:basedOn w:val="831"/>
+    <w:next w:val="831"/>
     <w:uiPriority w:val="39"/>
     <w:unhideWhenUsed/>
     <w:pPr>
@@ -13570,10 +13841,10 @@
       <w:spacing w:after="57"/>
     </w:pPr>
   </w:style>
-  <w:style w:type="paragraph" w:styleId="185">
+  <w:style w:type="paragraph" w:styleId="823">
     <w:name w:val="toc 4"/>
-    <w:basedOn w:val="618"/>
-    <w:next w:val="618"/>
+    <w:basedOn w:val="831"/>
+    <w:next w:val="831"/>
     <w:uiPriority w:val="39"/>
     <w:unhideWhenUsed/>
     <w:pPr>
@@ -13581,10 +13852,10 @@
       <w:spacing w:after="57"/>
     </w:pPr>
   </w:style>
-  <w:style w:type="paragraph" w:styleId="186">
+  <w:style w:type="paragraph" w:styleId="824">
     <w:name w:val="toc 5"/>
-    <w:basedOn w:val="618"/>
-    <w:next w:val="618"/>
+    <w:basedOn w:val="831"/>
+    <w:next w:val="831"/>
     <w:uiPriority w:val="39"/>
     <w:unhideWhenUsed/>
     <w:pPr>
@@ -13592,10 +13863,10 @@
       <w:spacing w:after="57"/>
     </w:pPr>
   </w:style>
-  <w:style w:type="paragraph" w:styleId="187">
+  <w:style w:type="paragraph" w:styleId="825">
     <w:name w:val="toc 6"/>
-    <w:basedOn w:val="618"/>
-    <w:next w:val="618"/>
+    <w:basedOn w:val="831"/>
+    <w:next w:val="831"/>
     <w:uiPriority w:val="39"/>
     <w:unhideWhenUsed/>
     <w:pPr>
@@ -13603,10 +13874,10 @@
       <w:spacing w:after="57"/>
     </w:pPr>
   </w:style>
-  <w:style w:type="paragraph" w:styleId="188">
+  <w:style w:type="paragraph" w:styleId="826">
     <w:name w:val="toc 7"/>
-    <w:basedOn w:val="618"/>
-    <w:next w:val="618"/>
+    <w:basedOn w:val="831"/>
+    <w:next w:val="831"/>
     <w:uiPriority w:val="39"/>
     <w:unhideWhenUsed/>
     <w:pPr>
@@ -13614,10 +13885,10 @@
       <w:spacing w:after="57"/>
     </w:pPr>
   </w:style>
-  <w:style w:type="paragraph" w:styleId="189">
+  <w:style w:type="paragraph" w:styleId="827">
     <w:name w:val="toc 8"/>
-    <w:basedOn w:val="618"/>
-    <w:next w:val="618"/>
+    <w:basedOn w:val="831"/>
+    <w:next w:val="831"/>
     <w:uiPriority w:val="39"/>
     <w:unhideWhenUsed/>
     <w:pPr>
@@ -13625,10 +13896,10 @@
       <w:spacing w:after="57"/>
     </w:pPr>
   </w:style>
-  <w:style w:type="paragraph" w:styleId="190">
+  <w:style w:type="paragraph" w:styleId="828">
     <w:name w:val="toc 9"/>
-    <w:basedOn w:val="618"/>
-    <w:next w:val="618"/>
+    <w:basedOn w:val="831"/>
+    <w:next w:val="831"/>
     <w:uiPriority w:val="39"/>
     <w:unhideWhenUsed/>
     <w:pPr>
@@ -13636,26 +13907,26 @@
       <w:spacing w:after="57"/>
     </w:pPr>
   </w:style>
-  <w:style w:type="paragraph" w:styleId="191">
+  <w:style w:type="paragraph" w:styleId="829">
     <w:name w:val="TOC Heading"/>
     <w:uiPriority w:val="39"/>
     <w:unhideWhenUsed/>
   </w:style>
-  <w:style w:type="paragraph" w:styleId="192">
+  <w:style w:type="paragraph" w:styleId="830">
     <w:name w:val="table of figures"/>
-    <w:basedOn w:val="618"/>
-    <w:next w:val="618"/>
+    <w:basedOn w:val="831"/>
+    <w:next w:val="831"/>
     <w:uiPriority w:val="99"/>
     <w:unhideWhenUsed/>
     <w:pPr>
       <w:spacing w:after="0" w:afterAutospacing="0"/>
     </w:pPr>
   </w:style>
-  <w:style w:type="paragraph" w:styleId="618" w:default="1">
+  <w:style w:type="paragraph" w:styleId="831" w:default="1">
     <w:name w:val="Normal"/>
     <w:qFormat/>
   </w:style>
-  <w:style w:type="table" w:styleId="619" w:default="1">
+  <w:style w:type="table" w:styleId="832" w:default="1">
     <w:name w:val="Normal Table"/>
     <w:uiPriority w:val="99"/>
     <w:semiHidden/>
@@ -13670,24 +13941,24 @@
       </w:tblCellMar>
     </w:tblPr>
   </w:style>
-  <w:style w:type="numbering" w:styleId="620" w:default="1">
+  <w:style w:type="numbering" w:styleId="833" w:default="1">
     <w:name w:val="No List"/>
     <w:uiPriority w:val="99"/>
     <w:semiHidden/>
     <w:unhideWhenUsed/>
   </w:style>
-  <w:style w:type="paragraph" w:styleId="621">
+  <w:style w:type="paragraph" w:styleId="834">
     <w:name w:val="No Spacing"/>
-    <w:basedOn w:val="618"/>
+    <w:basedOn w:val="831"/>
     <w:uiPriority w:val="1"/>
     <w:qFormat/>
     <w:pPr>
       <w:spacing w:after="0" w:line="240" w:lineRule="auto"/>
     </w:pPr>
   </w:style>
-  <w:style w:type="paragraph" w:styleId="622">
+  <w:style w:type="paragraph" w:styleId="835">
     <w:name w:val="List Paragraph"/>
-    <w:basedOn w:val="618"/>
+    <w:basedOn w:val="831"/>
     <w:uiPriority w:val="34"/>
     <w:qFormat/>
     <w:pPr>
@@ -13695,7 +13966,7 @@
       <w:ind w:left="720"/>
     </w:pPr>
   </w:style>
-  <w:style w:type="character" w:styleId="627" w:default="1">
+  <w:style w:type="character" w:styleId="836" w:default="1">
     <w:name w:val="Default Paragraph Font"/>
     <w:uiPriority w:val="1"/>
     <w:semiHidden/>
